--- a/lessons/3-4/readiness/practice.docx
+++ b/lessons/3-4/readiness/practice.docx
@@ -86,7 +86,1535 @@
     </w:p>
     <w:p>
       <w:pPr>
-        <w:spacing w:after="120" w:before="0"/>
+        <w:spacing w:after="60" w:before="120"/>
+      </w:pPr>
+      <w:r>
+        <w:rPr>
+          <w:b/>
+          <w:bCs/>
+          <w:color w:val="0F2B3C"/>
+          <w:sz w:val="24"/>
+          <w:szCs w:val="24"/>
+        </w:rPr>
+        <w:t xml:space="preserve">Vocabulary Anchor Box</w:t>
+      </w:r>
+    </w:p>
+    <w:tbl>
+      <w:tblPr>
+        <w:tblW w:type="dxa" w:w="9360"/>
+        <w:tblBorders>
+          <w:top w:val="single" w:color="C7D2DD" w:sz="6"/>
+          <w:left w:val="single" w:color="C7D2DD" w:sz="6"/>
+          <w:bottom w:val="single" w:color="C7D2DD" w:sz="6"/>
+          <w:right w:val="single" w:color="C7D2DD" w:sz="6"/>
+          <w:insideH w:val="single" w:color="C7D2DD" w:sz="6"/>
+          <w:insideV w:val="single" w:color="C7D2DD" w:sz="6"/>
+        </w:tblBorders>
+      </w:tblPr>
+      <w:tblGrid>
+        <w:gridCol w:w="1800"/>
+        <w:gridCol w:w="3160"/>
+        <w:gridCol w:w="2200"/>
+        <w:gridCol w:w="2200"/>
+      </w:tblGrid>
+      <w:tr>
+        <w:trPr>
+          <w:cantSplit/>
+          <w:tblHeader/>
+        </w:trPr>
+        <w:tc>
+          <w:tcPr>
+            <w:tcW w:type="dxa" w:w="1800"/>
+            <w:shd w:fill="EEF4F8" w:color="auto" w:val="clear"/>
+            <w:tcMar>
+              <w:top w:type="dxa" w:w="60"/>
+              <w:left w:type="dxa" w:w="100"/>
+              <w:bottom w:type="dxa" w:w="60"/>
+              <w:right w:type="dxa" w:w="100"/>
+            </w:tcMar>
+          </w:tcPr>
+          <w:p>
+            <w:pPr>
+              <w:spacing w:after="0" w:before="0"/>
+            </w:pPr>
+            <w:r>
+              <w:rPr>
+                <w:b/>
+                <w:bCs/>
+                <w:color w:val="0F2B3C"/>
+                <w:sz w:val="18"/>
+                <w:szCs w:val="18"/>
+              </w:rPr>
+              <w:t xml:space="preserve">Concept Term</w:t>
+            </w:r>
+          </w:p>
+        </w:tc>
+        <w:tc>
+          <w:tcPr>
+            <w:tcW w:type="dxa" w:w="3160"/>
+            <w:shd w:fill="EEF4F8" w:color="auto" w:val="clear"/>
+            <w:tcMar>
+              <w:top w:type="dxa" w:w="60"/>
+              <w:left w:type="dxa" w:w="100"/>
+              <w:bottom w:type="dxa" w:w="60"/>
+              <w:right w:type="dxa" w:w="100"/>
+            </w:tcMar>
+          </w:tcPr>
+          <w:p>
+            <w:pPr>
+              <w:spacing w:after="0" w:before="0"/>
+            </w:pPr>
+            <w:r>
+              <w:rPr>
+                <w:b/>
+                <w:bCs/>
+                <w:color w:val="0F2B3C"/>
+                <w:sz w:val="18"/>
+                <w:szCs w:val="18"/>
+              </w:rPr>
+              <w:t xml:space="preserve">Student-Friendly Definition</w:t>
+            </w:r>
+          </w:p>
+        </w:tc>
+        <w:tc>
+          <w:tcPr>
+            <w:tcW w:type="dxa" w:w="2200"/>
+            <w:shd w:fill="EEF4F8" w:color="auto" w:val="clear"/>
+            <w:tcMar>
+              <w:top w:type="dxa" w:w="60"/>
+              <w:left w:type="dxa" w:w="100"/>
+              <w:bottom w:type="dxa" w:w="60"/>
+              <w:right w:type="dxa" w:w="100"/>
+            </w:tcMar>
+          </w:tcPr>
+          <w:p>
+            <w:pPr>
+              <w:spacing w:after="0" w:before="0"/>
+            </w:pPr>
+            <w:r>
+              <w:rPr>
+                <w:b/>
+                <w:bCs/>
+                <w:color w:val="0F2B3C"/>
+                <w:sz w:val="18"/>
+                <w:szCs w:val="18"/>
+              </w:rPr>
+              <w:t xml:space="preserve">Non-Example</w:t>
+            </w:r>
+          </w:p>
+        </w:tc>
+        <w:tc>
+          <w:tcPr>
+            <w:tcW w:type="dxa" w:w="2200"/>
+            <w:shd w:fill="EEF4F8" w:color="auto" w:val="clear"/>
+            <w:tcMar>
+              <w:top w:type="dxa" w:w="60"/>
+              <w:left w:type="dxa" w:w="100"/>
+              <w:bottom w:type="dxa" w:w="60"/>
+              <w:right w:type="dxa" w:w="100"/>
+            </w:tcMar>
+          </w:tcPr>
+          <w:p>
+            <w:pPr>
+              <w:spacing w:after="0" w:before="0"/>
+            </w:pPr>
+            <w:r>
+              <w:rPr>
+                <w:b/>
+                <w:bCs/>
+                <w:color w:val="0F2B3C"/>
+                <w:sz w:val="18"/>
+                <w:szCs w:val="18"/>
+              </w:rPr>
+              <w:t xml:space="preserve">Visual Clue</w:t>
+            </w:r>
+          </w:p>
+        </w:tc>
+      </w:tr>
+      <w:tr>
+        <w:trPr>
+          <w:cantSplit/>
+        </w:trPr>
+        <w:tc>
+          <w:tcPr>
+            <w:tcW w:type="dxa" w:w="1800"/>
+            <w:tcMar>
+              <w:top w:type="dxa" w:w="60"/>
+              <w:left w:type="dxa" w:w="100"/>
+              <w:bottom w:type="dxa" w:w="60"/>
+              <w:right w:type="dxa" w:w="100"/>
+            </w:tcMar>
+            <w:vAlign w:val="top"/>
+          </w:tcPr>
+          <w:p>
+            <w:pPr>
+              <w:spacing w:after="20" w:before="0"/>
+            </w:pPr>
+            <w:r>
+              <w:rPr>
+                <w:b/>
+                <w:bCs/>
+                <w:color w:val="0F2B3C"/>
+                <w:sz w:val="20"/>
+                <w:szCs w:val="20"/>
+              </w:rPr>
+              <w:t xml:space="preserve">Graph Ratio Tables</w:t>
+            </w:r>
+          </w:p>
+          <w:p>
+            <w:pPr>
+              <w:spacing w:after="0" w:before="0"/>
+            </w:pPr>
+            <w:r>
+              <w:rPr>
+                <w:i/>
+                <w:iCs/>
+                <w:color w:val="5E6E7E"/>
+                <w:sz w:val="18"/>
+                <w:szCs w:val="18"/>
+              </w:rPr>
+              <w:t xml:space="preserve">Representar tablas de razones en una gráfica</w:t>
+            </w:r>
+          </w:p>
+        </w:tc>
+        <w:tc>
+          <w:tcPr>
+            <w:tcW w:type="dxa" w:w="3160"/>
+            <w:tcMar>
+              <w:top w:type="dxa" w:w="60"/>
+              <w:left w:type="dxa" w:w="100"/>
+              <w:bottom w:type="dxa" w:w="60"/>
+              <w:right w:type="dxa" w:w="100"/>
+            </w:tcMar>
+            <w:vAlign w:val="top"/>
+          </w:tcPr>
+          <w:p>
+            <w:pPr>
+              <w:spacing w:after="0" w:before="0"/>
+            </w:pPr>
+            <w:r>
+              <w:rPr>
+                <w:sz w:val="19"/>
+                <w:szCs w:val="19"/>
+              </w:rPr>
+              <w:t xml:space="preserve">Plot the paired values from a ratio table as ordered pairs.</w:t>
+            </w:r>
+          </w:p>
+        </w:tc>
+        <w:tc>
+          <w:tcPr>
+            <w:tcW w:type="dxa" w:w="2200"/>
+            <w:tcMar>
+              <w:top w:type="dxa" w:w="60"/>
+              <w:left w:type="dxa" w:w="100"/>
+              <w:bottom w:type="dxa" w:w="60"/>
+              <w:right w:type="dxa" w:w="100"/>
+            </w:tcMar>
+            <w:vAlign w:val="top"/>
+          </w:tcPr>
+          <w:p>
+            <w:pPr>
+              <w:spacing w:after="30" w:before="0"/>
+            </w:pPr>
+            <w:r>
+              <w:rPr>
+                <w:i/>
+                <w:iCs/>
+                <w:color w:val="5E6E7E"/>
+                <w:sz w:val="18"/>
+                <w:szCs w:val="18"/>
+              </w:rPr>
+              <w:t xml:space="preserve">Not Graph Ratio Tables: write a counter-example that does not fit the rule.</w:t>
+            </w:r>
+          </w:p>
+          <w:p>
+            <w:pPr>
+              <w:spacing w:after="50" w:before="0"/>
+            </w:pPr>
+            <w:r>
+              <w:rPr>
+                <w:color w:val="BBBBBB"/>
+                <w:sz w:val="18"/>
+                <w:szCs w:val="18"/>
+              </w:rPr>
+              <w:t xml:space="preserve">____________________________</w:t>
+            </w:r>
+          </w:p>
+        </w:tc>
+        <w:tc>
+          <w:tcPr>
+            <w:tcW w:type="dxa" w:w="2200"/>
+            <w:tcMar>
+              <w:top w:type="dxa" w:w="60"/>
+              <w:left w:type="dxa" w:w="100"/>
+              <w:bottom w:type="dxa" w:w="60"/>
+              <w:right w:type="dxa" w:w="100"/>
+            </w:tcMar>
+            <w:vAlign w:val="top"/>
+          </w:tcPr>
+          <w:p>
+            <w:pPr>
+              <w:spacing w:after="0" w:before="0"/>
+            </w:pPr>
+            <w:r>
+              <w:rPr>
+                <w:i/>
+                <w:iCs/>
+                <w:color w:val="5E6E7E"/>
+                <w:sz w:val="18"/>
+                <w:szCs w:val="18"/>
+              </w:rPr>
+              <w:t xml:space="preserve">The ratio pairs 2:3 and 4:6 become points (2,3) and (4,6).</w:t>
+            </w:r>
+          </w:p>
+        </w:tc>
+      </w:tr>
+      <w:tr>
+        <w:trPr>
+          <w:cantSplit/>
+        </w:trPr>
+        <w:tc>
+          <w:tcPr>
+            <w:tcW w:type="dxa" w:w="1800"/>
+            <w:tcMar>
+              <w:top w:type="dxa" w:w="60"/>
+              <w:left w:type="dxa" w:w="100"/>
+              <w:bottom w:type="dxa" w:w="60"/>
+              <w:right w:type="dxa" w:w="100"/>
+            </w:tcMar>
+            <w:vAlign w:val="top"/>
+          </w:tcPr>
+          <w:p>
+            <w:pPr>
+              <w:spacing w:after="20" w:before="0"/>
+            </w:pPr>
+            <w:r>
+              <w:rPr>
+                <w:b/>
+                <w:bCs/>
+                <w:color w:val="0F2B3C"/>
+                <w:sz w:val="20"/>
+                <w:szCs w:val="20"/>
+              </w:rPr>
+              <w:t xml:space="preserve">Coordinate plane</w:t>
+            </w:r>
+          </w:p>
+          <w:p>
+            <w:pPr>
+              <w:spacing w:after="0" w:before="0"/>
+            </w:pPr>
+            <w:r>
+              <w:rPr>
+                <w:i/>
+                <w:iCs/>
+                <w:color w:val="5E6E7E"/>
+                <w:sz w:val="18"/>
+                <w:szCs w:val="18"/>
+              </w:rPr>
+              <w:t xml:space="preserve">Plano cartesiano</w:t>
+            </w:r>
+          </w:p>
+        </w:tc>
+        <w:tc>
+          <w:tcPr>
+            <w:tcW w:type="dxa" w:w="3160"/>
+            <w:tcMar>
+              <w:top w:type="dxa" w:w="60"/>
+              <w:left w:type="dxa" w:w="100"/>
+              <w:bottom w:type="dxa" w:w="60"/>
+              <w:right w:type="dxa" w:w="100"/>
+            </w:tcMar>
+            <w:vAlign w:val="top"/>
+          </w:tcPr>
+          <w:p>
+            <w:pPr>
+              <w:spacing w:after="0" w:before="0"/>
+            </w:pPr>
+            <w:r>
+              <w:rPr>
+                <w:sz w:val="19"/>
+                <w:szCs w:val="19"/>
+              </w:rPr>
+              <w:t xml:space="preserve">A grid with a line going across and a line going up to plot points.</w:t>
+            </w:r>
+          </w:p>
+        </w:tc>
+        <w:tc>
+          <w:tcPr>
+            <w:tcW w:type="dxa" w:w="2200"/>
+            <w:tcMar>
+              <w:top w:type="dxa" w:w="60"/>
+              <w:left w:type="dxa" w:w="100"/>
+              <w:bottom w:type="dxa" w:w="60"/>
+              <w:right w:type="dxa" w:w="100"/>
+            </w:tcMar>
+            <w:vAlign w:val="top"/>
+          </w:tcPr>
+          <w:p>
+            <w:pPr>
+              <w:spacing w:after="30" w:before="0"/>
+            </w:pPr>
+            <w:r>
+              <w:rPr>
+                <w:i/>
+                <w:iCs/>
+                <w:color w:val="5E6E7E"/>
+                <w:sz w:val="18"/>
+                <w:szCs w:val="18"/>
+              </w:rPr>
+              <w:t xml:space="preserve">Not Coordinate plane: write a counter-example that does not fit the rule.</w:t>
+            </w:r>
+          </w:p>
+          <w:p>
+            <w:pPr>
+              <w:spacing w:after="50" w:before="0"/>
+            </w:pPr>
+            <w:r>
+              <w:rPr>
+                <w:color w:val="BBBBBB"/>
+                <w:sz w:val="18"/>
+                <w:szCs w:val="18"/>
+              </w:rPr>
+              <w:t xml:space="preserve">____________________________</w:t>
+            </w:r>
+          </w:p>
+        </w:tc>
+        <w:tc>
+          <w:tcPr>
+            <w:tcW w:type="dxa" w:w="2200"/>
+            <w:tcMar>
+              <w:top w:type="dxa" w:w="60"/>
+              <w:left w:type="dxa" w:w="100"/>
+              <w:bottom w:type="dxa" w:w="60"/>
+              <w:right w:type="dxa" w:w="100"/>
+            </w:tcMar>
+            <w:vAlign w:val="top"/>
+          </w:tcPr>
+          <w:p>
+            <w:pPr>
+              <w:spacing w:after="0" w:before="0"/>
+            </w:pPr>
+            <w:r>
+              <w:rPr>
+                <w:i/>
+                <w:iCs/>
+                <w:color w:val="5E6E7E"/>
+                <w:sz w:val="18"/>
+                <w:szCs w:val="18"/>
+              </w:rPr>
+              <w:t xml:space="preserve">A + shape made by two number lines crossing at the center point (0, 0)</w:t>
+            </w:r>
+          </w:p>
+        </w:tc>
+      </w:tr>
+      <w:tr>
+        <w:trPr>
+          <w:cantSplit/>
+        </w:trPr>
+        <w:tc>
+          <w:tcPr>
+            <w:tcW w:type="dxa" w:w="1800"/>
+            <w:tcMar>
+              <w:top w:type="dxa" w:w="60"/>
+              <w:left w:type="dxa" w:w="100"/>
+              <w:bottom w:type="dxa" w:w="60"/>
+              <w:right w:type="dxa" w:w="100"/>
+            </w:tcMar>
+            <w:vAlign w:val="top"/>
+          </w:tcPr>
+          <w:p>
+            <w:pPr>
+              <w:spacing w:after="20" w:before="0"/>
+            </w:pPr>
+            <w:r>
+              <w:rPr>
+                <w:b/>
+                <w:bCs/>
+                <w:color w:val="0F2B3C"/>
+                <w:sz w:val="20"/>
+                <w:szCs w:val="20"/>
+              </w:rPr>
+              <w:t xml:space="preserve">Ordered pair</w:t>
+            </w:r>
+          </w:p>
+          <w:p>
+            <w:pPr>
+              <w:spacing w:after="0" w:before="0"/>
+            </w:pPr>
+            <w:r>
+              <w:rPr>
+                <w:i/>
+                <w:iCs/>
+                <w:color w:val="5E6E7E"/>
+                <w:sz w:val="18"/>
+                <w:szCs w:val="18"/>
+              </w:rPr>
+              <w:t xml:space="preserve">Par ordenado</w:t>
+            </w:r>
+          </w:p>
+        </w:tc>
+        <w:tc>
+          <w:tcPr>
+            <w:tcW w:type="dxa" w:w="3160"/>
+            <w:tcMar>
+              <w:top w:type="dxa" w:w="60"/>
+              <w:left w:type="dxa" w:w="100"/>
+              <w:bottom w:type="dxa" w:w="60"/>
+              <w:right w:type="dxa" w:w="100"/>
+            </w:tcMar>
+            <w:vAlign w:val="top"/>
+          </w:tcPr>
+          <w:p>
+            <w:pPr>
+              <w:spacing w:after="0" w:before="0"/>
+            </w:pPr>
+            <w:r>
+              <w:rPr>
+                <w:sz w:val="19"/>
+                <w:szCs w:val="19"/>
+              </w:rPr>
+              <w:t xml:space="preserve">Two numbers (x, y) that tell where a point is on a grid.</w:t>
+            </w:r>
+          </w:p>
+        </w:tc>
+        <w:tc>
+          <w:tcPr>
+            <w:tcW w:type="dxa" w:w="2200"/>
+            <w:tcMar>
+              <w:top w:type="dxa" w:w="60"/>
+              <w:left w:type="dxa" w:w="100"/>
+              <w:bottom w:type="dxa" w:w="60"/>
+              <w:right w:type="dxa" w:w="100"/>
+            </w:tcMar>
+            <w:vAlign w:val="top"/>
+          </w:tcPr>
+          <w:p>
+            <w:pPr>
+              <w:spacing w:after="30" w:before="0"/>
+            </w:pPr>
+            <w:r>
+              <w:rPr>
+                <w:i/>
+                <w:iCs/>
+                <w:color w:val="5E6E7E"/>
+                <w:sz w:val="18"/>
+                <w:szCs w:val="18"/>
+              </w:rPr>
+              <w:t xml:space="preserve">Not Ordered pair: write a counter-example that does not fit the rule.</w:t>
+            </w:r>
+          </w:p>
+          <w:p>
+            <w:pPr>
+              <w:spacing w:after="50" w:before="0"/>
+            </w:pPr>
+            <w:r>
+              <w:rPr>
+                <w:color w:val="BBBBBB"/>
+                <w:sz w:val="18"/>
+                <w:szCs w:val="18"/>
+              </w:rPr>
+              <w:t xml:space="preserve">____________________________</w:t>
+            </w:r>
+          </w:p>
+        </w:tc>
+        <w:tc>
+          <w:tcPr>
+            <w:tcW w:type="dxa" w:w="2200"/>
+            <w:tcMar>
+              <w:top w:type="dxa" w:w="60"/>
+              <w:left w:type="dxa" w:w="100"/>
+              <w:bottom w:type="dxa" w:w="60"/>
+              <w:right w:type="dxa" w:w="100"/>
+            </w:tcMar>
+            <w:vAlign w:val="top"/>
+          </w:tcPr>
+          <w:p>
+            <w:pPr>
+              <w:spacing w:after="0" w:before="0"/>
+            </w:pPr>
+            <w:r>
+              <w:rPr>
+                <w:i/>
+                <w:iCs/>
+                <w:color w:val="5E6E7E"/>
+                <w:sz w:val="18"/>
+                <w:szCs w:val="18"/>
+              </w:rPr>
+              <w:t xml:space="preserve">(3, 6) means go right 3, up 6</w:t>
+            </w:r>
+          </w:p>
+        </w:tc>
+      </w:tr>
+      <w:tr>
+        <w:trPr>
+          <w:cantSplit/>
+        </w:trPr>
+        <w:tc>
+          <w:tcPr>
+            <w:tcW w:type="dxa" w:w="1800"/>
+            <w:tcMar>
+              <w:top w:type="dxa" w:w="60"/>
+              <w:left w:type="dxa" w:w="100"/>
+              <w:bottom w:type="dxa" w:w="60"/>
+              <w:right w:type="dxa" w:w="100"/>
+            </w:tcMar>
+            <w:vAlign w:val="top"/>
+          </w:tcPr>
+          <w:p>
+            <w:pPr>
+              <w:spacing w:after="20" w:before="0"/>
+            </w:pPr>
+            <w:r>
+              <w:rPr>
+                <w:b/>
+                <w:bCs/>
+                <w:color w:val="0F2B3C"/>
+                <w:sz w:val="20"/>
+                <w:szCs w:val="20"/>
+              </w:rPr>
+              <w:t xml:space="preserve">Linear pattern</w:t>
+            </w:r>
+          </w:p>
+          <w:p>
+            <w:pPr>
+              <w:spacing w:after="0" w:before="0"/>
+            </w:pPr>
+            <w:r>
+              <w:rPr>
+                <w:i/>
+                <w:iCs/>
+                <w:color w:val="5E6E7E"/>
+                <w:sz w:val="18"/>
+                <w:szCs w:val="18"/>
+              </w:rPr>
+              <w:t xml:space="preserve">Patrón lineal</w:t>
+            </w:r>
+          </w:p>
+        </w:tc>
+        <w:tc>
+          <w:tcPr>
+            <w:tcW w:type="dxa" w:w="3160"/>
+            <w:tcMar>
+              <w:top w:type="dxa" w:w="60"/>
+              <w:left w:type="dxa" w:w="100"/>
+              <w:bottom w:type="dxa" w:w="60"/>
+              <w:right w:type="dxa" w:w="100"/>
+            </w:tcMar>
+            <w:vAlign w:val="top"/>
+          </w:tcPr>
+          <w:p>
+            <w:pPr>
+              <w:spacing w:after="0" w:before="0"/>
+            </w:pPr>
+            <w:r>
+              <w:rPr>
+                <w:sz w:val="19"/>
+                <w:szCs w:val="19"/>
+              </w:rPr>
+              <w:t xml:space="preserve">Points that make a straight line on a grid.</w:t>
+            </w:r>
+          </w:p>
+        </w:tc>
+        <w:tc>
+          <w:tcPr>
+            <w:tcW w:type="dxa" w:w="2200"/>
+            <w:tcMar>
+              <w:top w:type="dxa" w:w="60"/>
+              <w:left w:type="dxa" w:w="100"/>
+              <w:bottom w:type="dxa" w:w="60"/>
+              <w:right w:type="dxa" w:w="100"/>
+            </w:tcMar>
+            <w:vAlign w:val="top"/>
+          </w:tcPr>
+          <w:p>
+            <w:pPr>
+              <w:spacing w:after="30" w:before="0"/>
+            </w:pPr>
+            <w:r>
+              <w:rPr>
+                <w:i/>
+                <w:iCs/>
+                <w:color w:val="5E6E7E"/>
+                <w:sz w:val="18"/>
+                <w:szCs w:val="18"/>
+              </w:rPr>
+              <w:t xml:space="preserve">Not Linear pattern: write a counter-example that does not fit the rule.</w:t>
+            </w:r>
+          </w:p>
+          <w:p>
+            <w:pPr>
+              <w:spacing w:after="50" w:before="0"/>
+            </w:pPr>
+            <w:r>
+              <w:rPr>
+                <w:color w:val="BBBBBB"/>
+                <w:sz w:val="18"/>
+                <w:szCs w:val="18"/>
+              </w:rPr>
+              <w:t xml:space="preserve">____________________________</w:t>
+            </w:r>
+          </w:p>
+        </w:tc>
+        <w:tc>
+          <w:tcPr>
+            <w:tcW w:type="dxa" w:w="2200"/>
+            <w:tcMar>
+              <w:top w:type="dxa" w:w="60"/>
+              <w:left w:type="dxa" w:w="100"/>
+              <w:bottom w:type="dxa" w:w="60"/>
+              <w:right w:type="dxa" w:w="100"/>
+            </w:tcMar>
+            <w:vAlign w:val="top"/>
+          </w:tcPr>
+          <w:p>
+            <w:pPr>
+              <w:spacing w:after="0" w:before="0"/>
+            </w:pPr>
+            <w:r>
+              <w:rPr>
+                <w:i/>
+                <w:iCs/>
+                <w:color w:val="5E6E7E"/>
+                <w:sz w:val="18"/>
+                <w:szCs w:val="18"/>
+              </w:rPr>
+              <w:t xml:space="preserve">(1,2), (2,4), (3,6) all line up</w:t>
+            </w:r>
+          </w:p>
+        </w:tc>
+      </w:tr>
+      <w:tr>
+        <w:trPr>
+          <w:cantSplit/>
+        </w:trPr>
+        <w:tc>
+          <w:tcPr>
+            <w:tcW w:type="dxa" w:w="1800"/>
+            <w:tcMar>
+              <w:top w:type="dxa" w:w="60"/>
+              <w:left w:type="dxa" w:w="100"/>
+              <w:bottom w:type="dxa" w:w="60"/>
+              <w:right w:type="dxa" w:w="100"/>
+            </w:tcMar>
+            <w:vAlign w:val="top"/>
+          </w:tcPr>
+          <w:p>
+            <w:pPr>
+              <w:spacing w:after="20" w:before="0"/>
+            </w:pPr>
+            <w:r>
+              <w:rPr>
+                <w:b/>
+                <w:bCs/>
+                <w:color w:val="0F2B3C"/>
+                <w:sz w:val="20"/>
+                <w:szCs w:val="20"/>
+              </w:rPr>
+              <w:t xml:space="preserve">Proportional</w:t>
+            </w:r>
+          </w:p>
+          <w:p>
+            <w:pPr>
+              <w:spacing w:after="0" w:before="0"/>
+            </w:pPr>
+            <w:r>
+              <w:rPr>
+                <w:i/>
+                <w:iCs/>
+                <w:color w:val="5E6E7E"/>
+                <w:sz w:val="18"/>
+                <w:szCs w:val="18"/>
+              </w:rPr>
+              <w:t xml:space="preserve">Proporcional</w:t>
+            </w:r>
+          </w:p>
+        </w:tc>
+        <w:tc>
+          <w:tcPr>
+            <w:tcW w:type="dxa" w:w="3160"/>
+            <w:tcMar>
+              <w:top w:type="dxa" w:w="60"/>
+              <w:left w:type="dxa" w:w="100"/>
+              <w:bottom w:type="dxa" w:w="60"/>
+              <w:right w:type="dxa" w:w="100"/>
+            </w:tcMar>
+            <w:vAlign w:val="top"/>
+          </w:tcPr>
+          <w:p>
+            <w:pPr>
+              <w:spacing w:after="0" w:before="0"/>
+            </w:pPr>
+            <w:r>
+              <w:rPr>
+                <w:sz w:val="19"/>
+                <w:szCs w:val="19"/>
+              </w:rPr>
+              <w:t xml:space="preserve">Two amounts that grow together at the same rate.</w:t>
+            </w:r>
+          </w:p>
+        </w:tc>
+        <w:tc>
+          <w:tcPr>
+            <w:tcW w:type="dxa" w:w="2200"/>
+            <w:tcMar>
+              <w:top w:type="dxa" w:w="60"/>
+              <w:left w:type="dxa" w:w="100"/>
+              <w:bottom w:type="dxa" w:w="60"/>
+              <w:right w:type="dxa" w:w="100"/>
+            </w:tcMar>
+            <w:vAlign w:val="top"/>
+          </w:tcPr>
+          <w:p>
+            <w:pPr>
+              <w:spacing w:after="30" w:before="0"/>
+            </w:pPr>
+            <w:r>
+              <w:rPr>
+                <w:i/>
+                <w:iCs/>
+                <w:color w:val="5E6E7E"/>
+                <w:sz w:val="18"/>
+                <w:szCs w:val="18"/>
+              </w:rPr>
+              <w:t xml:space="preserve">Not Proportional: write a counter-example that does not fit the rule.</w:t>
+            </w:r>
+          </w:p>
+          <w:p>
+            <w:pPr>
+              <w:spacing w:after="50" w:before="0"/>
+            </w:pPr>
+            <w:r>
+              <w:rPr>
+                <w:color w:val="BBBBBB"/>
+                <w:sz w:val="18"/>
+                <w:szCs w:val="18"/>
+              </w:rPr>
+              <w:t xml:space="preserve">____________________________</w:t>
+            </w:r>
+          </w:p>
+        </w:tc>
+        <w:tc>
+          <w:tcPr>
+            <w:tcW w:type="dxa" w:w="2200"/>
+            <w:tcMar>
+              <w:top w:type="dxa" w:w="60"/>
+              <w:left w:type="dxa" w:w="100"/>
+              <w:bottom w:type="dxa" w:w="60"/>
+              <w:right w:type="dxa" w:w="100"/>
+            </w:tcMar>
+            <w:vAlign w:val="top"/>
+          </w:tcPr>
+          <w:p>
+            <w:pPr>
+              <w:spacing w:after="0" w:before="0"/>
+            </w:pPr>
+            <w:r>
+              <w:rPr>
+                <w:i/>
+                <w:iCs/>
+                <w:color w:val="5E6E7E"/>
+                <w:sz w:val="18"/>
+                <w:szCs w:val="18"/>
+              </w:rPr>
+              <w:t xml:space="preserve">A straight line from (0,0) through (2,6) and (4,12)</w:t>
+            </w:r>
+          </w:p>
+        </w:tc>
+      </w:tr>
+      <w:tr>
+        <w:trPr>
+          <w:cantSplit/>
+        </w:trPr>
+        <w:tc>
+          <w:tcPr>
+            <w:tcW w:type="dxa" w:w="1800"/>
+            <w:tcMar>
+              <w:top w:type="dxa" w:w="60"/>
+              <w:left w:type="dxa" w:w="100"/>
+              <w:bottom w:type="dxa" w:w="60"/>
+              <w:right w:type="dxa" w:w="100"/>
+            </w:tcMar>
+            <w:vAlign w:val="top"/>
+          </w:tcPr>
+          <w:p>
+            <w:pPr>
+              <w:spacing w:after="20" w:before="0"/>
+            </w:pPr>
+            <w:r>
+              <w:rPr>
+                <w:b/>
+                <w:bCs/>
+                <w:color w:val="0F2B3C"/>
+                <w:sz w:val="20"/>
+                <w:szCs w:val="20"/>
+              </w:rPr>
+              <w:t xml:space="preserve">Origin</w:t>
+            </w:r>
+          </w:p>
+          <w:p>
+            <w:pPr>
+              <w:spacing w:after="0" w:before="0"/>
+            </w:pPr>
+            <w:r>
+              <w:rPr>
+                <w:i/>
+                <w:iCs/>
+                <w:color w:val="5E6E7E"/>
+                <w:sz w:val="18"/>
+                <w:szCs w:val="18"/>
+              </w:rPr>
+              <w:t xml:space="preserve">Origen</w:t>
+            </w:r>
+          </w:p>
+        </w:tc>
+        <w:tc>
+          <w:tcPr>
+            <w:tcW w:type="dxa" w:w="3160"/>
+            <w:tcMar>
+              <w:top w:type="dxa" w:w="60"/>
+              <w:left w:type="dxa" w:w="100"/>
+              <w:bottom w:type="dxa" w:w="60"/>
+              <w:right w:type="dxa" w:w="100"/>
+            </w:tcMar>
+            <w:vAlign w:val="top"/>
+          </w:tcPr>
+          <w:p>
+            <w:pPr>
+              <w:spacing w:after="0" w:before="0"/>
+            </w:pPr>
+            <w:r>
+              <w:rPr>
+                <w:sz w:val="19"/>
+                <w:szCs w:val="19"/>
+              </w:rPr>
+              <w:t xml:space="preserve">The point (0, 0) where the two grid lines cross.</w:t>
+            </w:r>
+          </w:p>
+        </w:tc>
+        <w:tc>
+          <w:tcPr>
+            <w:tcW w:type="dxa" w:w="2200"/>
+            <w:tcMar>
+              <w:top w:type="dxa" w:w="60"/>
+              <w:left w:type="dxa" w:w="100"/>
+              <w:bottom w:type="dxa" w:w="60"/>
+              <w:right w:type="dxa" w:w="100"/>
+            </w:tcMar>
+            <w:vAlign w:val="top"/>
+          </w:tcPr>
+          <w:p>
+            <w:pPr>
+              <w:spacing w:after="30" w:before="0"/>
+            </w:pPr>
+            <w:r>
+              <w:rPr>
+                <w:i/>
+                <w:iCs/>
+                <w:color w:val="5E6E7E"/>
+                <w:sz w:val="18"/>
+                <w:szCs w:val="18"/>
+              </w:rPr>
+              <w:t xml:space="preserve">Not Origin: write a counter-example that does not fit the rule.</w:t>
+            </w:r>
+          </w:p>
+          <w:p>
+            <w:pPr>
+              <w:spacing w:after="50" w:before="0"/>
+            </w:pPr>
+            <w:r>
+              <w:rPr>
+                <w:color w:val="BBBBBB"/>
+                <w:sz w:val="18"/>
+                <w:szCs w:val="18"/>
+              </w:rPr>
+              <w:t xml:space="preserve">____________________________</w:t>
+            </w:r>
+          </w:p>
+        </w:tc>
+        <w:tc>
+          <w:tcPr>
+            <w:tcW w:type="dxa" w:w="2200"/>
+            <w:tcMar>
+              <w:top w:type="dxa" w:w="60"/>
+              <w:left w:type="dxa" w:w="100"/>
+              <w:bottom w:type="dxa" w:w="60"/>
+              <w:right w:type="dxa" w:w="100"/>
+            </w:tcMar>
+            <w:vAlign w:val="top"/>
+          </w:tcPr>
+          <w:p>
+            <w:pPr>
+              <w:spacing w:after="0" w:before="0"/>
+            </w:pPr>
+            <w:r>
+              <w:rPr>
+                <w:i/>
+                <w:iCs/>
+                <w:color w:val="5E6E7E"/>
+                <w:sz w:val="18"/>
+                <w:szCs w:val="18"/>
+              </w:rPr>
+              <w:t xml:space="preserve">The starting corner of the grid at (0, 0)</w:t>
+            </w:r>
+          </w:p>
+        </w:tc>
+      </w:tr>
+      <w:tr>
+        <w:trPr>
+          <w:cantSplit/>
+        </w:trPr>
+        <w:tc>
+          <w:tcPr>
+            <w:tcW w:type="dxa" w:w="1800"/>
+            <w:tcMar>
+              <w:top w:type="dxa" w:w="60"/>
+              <w:left w:type="dxa" w:w="100"/>
+              <w:bottom w:type="dxa" w:w="60"/>
+              <w:right w:type="dxa" w:w="100"/>
+            </w:tcMar>
+            <w:vAlign w:val="top"/>
+          </w:tcPr>
+          <w:p>
+            <w:pPr>
+              <w:spacing w:after="20" w:before="0"/>
+            </w:pPr>
+            <w:r>
+              <w:rPr>
+                <w:b/>
+                <w:bCs/>
+                <w:color w:val="0F2B3C"/>
+                <w:sz w:val="20"/>
+                <w:szCs w:val="20"/>
+              </w:rPr>
+              <w:t xml:space="preserve">Ratio table</w:t>
+            </w:r>
+          </w:p>
+          <w:p>
+            <w:pPr>
+              <w:spacing w:after="0" w:before="0"/>
+            </w:pPr>
+            <w:r>
+              <w:rPr>
+                <w:i/>
+                <w:iCs/>
+                <w:color w:val="5E6E7E"/>
+                <w:sz w:val="18"/>
+                <w:szCs w:val="18"/>
+              </w:rPr>
+              <w:t xml:space="preserve">Tabla de razones</w:t>
+            </w:r>
+          </w:p>
+        </w:tc>
+        <w:tc>
+          <w:tcPr>
+            <w:tcW w:type="dxa" w:w="3160"/>
+            <w:tcMar>
+              <w:top w:type="dxa" w:w="60"/>
+              <w:left w:type="dxa" w:w="100"/>
+              <w:bottom w:type="dxa" w:w="60"/>
+              <w:right w:type="dxa" w:w="100"/>
+            </w:tcMar>
+            <w:vAlign w:val="top"/>
+          </w:tcPr>
+          <w:p>
+            <w:pPr>
+              <w:spacing w:after="0" w:before="0"/>
+            </w:pPr>
+            <w:r>
+              <w:rPr>
+                <w:sz w:val="19"/>
+                <w:szCs w:val="19"/>
+              </w:rPr>
+              <w:t xml:space="preserve">A table of equal ratios that shows a pattern.</w:t>
+            </w:r>
+          </w:p>
+        </w:tc>
+        <w:tc>
+          <w:tcPr>
+            <w:tcW w:type="dxa" w:w="2200"/>
+            <w:tcMar>
+              <w:top w:type="dxa" w:w="60"/>
+              <w:left w:type="dxa" w:w="100"/>
+              <w:bottom w:type="dxa" w:w="60"/>
+              <w:right w:type="dxa" w:w="100"/>
+            </w:tcMar>
+            <w:vAlign w:val="top"/>
+          </w:tcPr>
+          <w:p>
+            <w:pPr>
+              <w:spacing w:after="30" w:before="0"/>
+            </w:pPr>
+            <w:r>
+              <w:rPr>
+                <w:i/>
+                <w:iCs/>
+                <w:color w:val="5E6E7E"/>
+                <w:sz w:val="18"/>
+                <w:szCs w:val="18"/>
+              </w:rPr>
+              <w:t xml:space="preserve">Not Ratio table: write a counter-example that does not fit the rule.</w:t>
+            </w:r>
+          </w:p>
+          <w:p>
+            <w:pPr>
+              <w:spacing w:after="50" w:before="0"/>
+            </w:pPr>
+            <w:r>
+              <w:rPr>
+                <w:color w:val="BBBBBB"/>
+                <w:sz w:val="18"/>
+                <w:szCs w:val="18"/>
+              </w:rPr>
+              <w:t xml:space="preserve">____________________________</w:t>
+            </w:r>
+          </w:p>
+        </w:tc>
+        <w:tc>
+          <w:tcPr>
+            <w:tcW w:type="dxa" w:w="2200"/>
+            <w:tcMar>
+              <w:top w:type="dxa" w:w="60"/>
+              <w:left w:type="dxa" w:w="100"/>
+              <w:bottom w:type="dxa" w:w="60"/>
+              <w:right w:type="dxa" w:w="100"/>
+            </w:tcMar>
+            <w:vAlign w:val="top"/>
+          </w:tcPr>
+          <w:p>
+            <w:pPr>
+              <w:spacing w:after="0" w:before="0"/>
+            </w:pPr>
+            <w:r>
+              <w:rPr>
+                <w:i/>
+                <w:iCs/>
+                <w:color w:val="5E6E7E"/>
+                <w:sz w:val="18"/>
+                <w:szCs w:val="18"/>
+              </w:rPr>
+              <w:t xml:space="preserve">Cups of juice: 2, 4, 6 | Cups of water: 3, 6, 9</w:t>
+            </w:r>
+          </w:p>
+        </w:tc>
+      </w:tr>
+      <w:tr>
+        <w:trPr>
+          <w:cantSplit/>
+        </w:trPr>
+        <w:tc>
+          <w:tcPr>
+            <w:tcW w:type="dxa" w:w="1800"/>
+            <w:tcMar>
+              <w:top w:type="dxa" w:w="60"/>
+              <w:left w:type="dxa" w:w="100"/>
+              <w:bottom w:type="dxa" w:w="60"/>
+              <w:right w:type="dxa" w:w="100"/>
+            </w:tcMar>
+            <w:vAlign w:val="top"/>
+          </w:tcPr>
+          <w:p>
+            <w:pPr>
+              <w:spacing w:after="20" w:before="0"/>
+            </w:pPr>
+            <w:r>
+              <w:rPr>
+                <w:b/>
+                <w:bCs/>
+                <w:color w:val="0F2B3C"/>
+                <w:sz w:val="20"/>
+                <w:szCs w:val="20"/>
+              </w:rPr>
+              <w:t xml:space="preserve">Unit rate point</w:t>
+            </w:r>
+          </w:p>
+          <w:p>
+            <w:pPr>
+              <w:spacing w:after="0" w:before="0"/>
+            </w:pPr>
+            <w:r>
+              <w:rPr>
+                <w:i/>
+                <w:iCs/>
+                <w:color w:val="5E6E7E"/>
+                <w:sz w:val="18"/>
+                <w:szCs w:val="18"/>
+              </w:rPr>
+              <w:t xml:space="preserve">Punto de tasa unitaria</w:t>
+            </w:r>
+          </w:p>
+        </w:tc>
+        <w:tc>
+          <w:tcPr>
+            <w:tcW w:type="dxa" w:w="3160"/>
+            <w:tcMar>
+              <w:top w:type="dxa" w:w="60"/>
+              <w:left w:type="dxa" w:w="100"/>
+              <w:bottom w:type="dxa" w:w="60"/>
+              <w:right w:type="dxa" w:w="100"/>
+            </w:tcMar>
+            <w:vAlign w:val="top"/>
+          </w:tcPr>
+          <w:p>
+            <w:pPr>
+              <w:spacing w:after="0" w:before="0"/>
+            </w:pPr>
+            <w:r>
+              <w:rPr>
+                <w:sz w:val="19"/>
+                <w:szCs w:val="19"/>
+              </w:rPr>
+              <w:t xml:space="preserve">The point (1, r) on a graph, where r is the amount for one.</w:t>
+            </w:r>
+          </w:p>
+        </w:tc>
+        <w:tc>
+          <w:tcPr>
+            <w:tcW w:type="dxa" w:w="2200"/>
+            <w:tcMar>
+              <w:top w:type="dxa" w:w="60"/>
+              <w:left w:type="dxa" w:w="100"/>
+              <w:bottom w:type="dxa" w:w="60"/>
+              <w:right w:type="dxa" w:w="100"/>
+            </w:tcMar>
+            <w:vAlign w:val="top"/>
+          </w:tcPr>
+          <w:p>
+            <w:pPr>
+              <w:spacing w:after="30" w:before="0"/>
+            </w:pPr>
+            <w:r>
+              <w:rPr>
+                <w:i/>
+                <w:iCs/>
+                <w:color w:val="5E6E7E"/>
+                <w:sz w:val="18"/>
+                <w:szCs w:val="18"/>
+              </w:rPr>
+              <w:t xml:space="preserve">Not Unit rate point: write a counter-example that does not fit the rule.</w:t>
+            </w:r>
+          </w:p>
+          <w:p>
+            <w:pPr>
+              <w:spacing w:after="50" w:before="0"/>
+            </w:pPr>
+            <w:r>
+              <w:rPr>
+                <w:color w:val="BBBBBB"/>
+                <w:sz w:val="18"/>
+                <w:szCs w:val="18"/>
+              </w:rPr>
+              <w:t xml:space="preserve">____________________________</w:t>
+            </w:r>
+          </w:p>
+        </w:tc>
+        <w:tc>
+          <w:tcPr>
+            <w:tcW w:type="dxa" w:w="2200"/>
+            <w:tcMar>
+              <w:top w:type="dxa" w:w="60"/>
+              <w:left w:type="dxa" w:w="100"/>
+              <w:bottom w:type="dxa" w:w="60"/>
+              <w:right w:type="dxa" w:w="100"/>
+            </w:tcMar>
+            <w:vAlign w:val="top"/>
+          </w:tcPr>
+          <w:p>
+            <w:pPr>
+              <w:spacing w:after="0" w:before="0"/>
+            </w:pPr>
+            <w:r>
+              <w:rPr>
+                <w:i/>
+                <w:iCs/>
+                <w:color w:val="5E6E7E"/>
+                <w:sz w:val="18"/>
+                <w:szCs w:val="18"/>
+              </w:rPr>
+              <w:t xml:space="preserve">(1, 9) means 9 for each 1.</w:t>
+            </w:r>
+          </w:p>
+        </w:tc>
+      </w:tr>
+      <w:tr>
+        <w:trPr>
+          <w:cantSplit/>
+        </w:trPr>
+        <w:tc>
+          <w:tcPr>
+            <w:tcW w:type="dxa" w:w="1800"/>
+            <w:tcMar>
+              <w:top w:type="dxa" w:w="60"/>
+              <w:left w:type="dxa" w:w="100"/>
+              <w:bottom w:type="dxa" w:w="60"/>
+              <w:right w:type="dxa" w:w="100"/>
+            </w:tcMar>
+            <w:vAlign w:val="top"/>
+          </w:tcPr>
+          <w:p>
+            <w:pPr>
+              <w:spacing w:after="20" w:before="0"/>
+            </w:pPr>
+            <w:r>
+              <w:rPr>
+                <w:b/>
+                <w:bCs/>
+                <w:color w:val="0F2B3C"/>
+                <w:sz w:val="20"/>
+                <w:szCs w:val="20"/>
+              </w:rPr>
+              <w:t xml:space="preserve">Interpret</w:t>
+            </w:r>
+          </w:p>
+          <w:p>
+            <w:pPr>
+              <w:spacing w:after="0" w:before="0"/>
+            </w:pPr>
+            <w:r>
+              <w:rPr>
+                <w:i/>
+                <w:iCs/>
+                <w:color w:val="5E6E7E"/>
+                <w:sz w:val="18"/>
+                <w:szCs w:val="18"/>
+              </w:rPr>
+              <w:t xml:space="preserve">Interpretar</w:t>
+            </w:r>
+          </w:p>
+        </w:tc>
+        <w:tc>
+          <w:tcPr>
+            <w:tcW w:type="dxa" w:w="3160"/>
+            <w:tcMar>
+              <w:top w:type="dxa" w:w="60"/>
+              <w:left w:type="dxa" w:w="100"/>
+              <w:bottom w:type="dxa" w:w="60"/>
+              <w:right w:type="dxa" w:w="100"/>
+            </w:tcMar>
+            <w:vAlign w:val="top"/>
+          </w:tcPr>
+          <w:p>
+            <w:pPr>
+              <w:spacing w:after="0" w:before="0"/>
+            </w:pPr>
+            <w:r>
+              <w:rPr>
+                <w:sz w:val="19"/>
+                <w:szCs w:val="19"/>
+              </w:rPr>
+              <w:t xml:space="preserve">Say in words what a point on a graph means.</w:t>
+            </w:r>
+          </w:p>
+        </w:tc>
+        <w:tc>
+          <w:tcPr>
+            <w:tcW w:type="dxa" w:w="2200"/>
+            <w:tcMar>
+              <w:top w:type="dxa" w:w="60"/>
+              <w:left w:type="dxa" w:w="100"/>
+              <w:bottom w:type="dxa" w:w="60"/>
+              <w:right w:type="dxa" w:w="100"/>
+            </w:tcMar>
+            <w:vAlign w:val="top"/>
+          </w:tcPr>
+          <w:p>
+            <w:pPr>
+              <w:spacing w:after="30" w:before="0"/>
+            </w:pPr>
+            <w:r>
+              <w:rPr>
+                <w:i/>
+                <w:iCs/>
+                <w:color w:val="5E6E7E"/>
+                <w:sz w:val="18"/>
+                <w:szCs w:val="18"/>
+              </w:rPr>
+              <w:t xml:space="preserve">Not Interpret: write a counter-example that does not fit the rule.</w:t>
+            </w:r>
+          </w:p>
+          <w:p>
+            <w:pPr>
+              <w:spacing w:after="50" w:before="0"/>
+            </w:pPr>
+            <w:r>
+              <w:rPr>
+                <w:color w:val="BBBBBB"/>
+                <w:sz w:val="18"/>
+                <w:szCs w:val="18"/>
+              </w:rPr>
+              <w:t xml:space="preserve">____________________________</w:t>
+            </w:r>
+          </w:p>
+        </w:tc>
+        <w:tc>
+          <w:tcPr>
+            <w:tcW w:type="dxa" w:w="2200"/>
+            <w:tcMar>
+              <w:top w:type="dxa" w:w="60"/>
+              <w:left w:type="dxa" w:w="100"/>
+              <w:bottom w:type="dxa" w:w="60"/>
+              <w:right w:type="dxa" w:w="100"/>
+            </w:tcMar>
+            <w:vAlign w:val="top"/>
+          </w:tcPr>
+          <w:p>
+            <w:pPr>
+              <w:spacing w:after="0" w:before="0"/>
+            </w:pPr>
+            <w:r>
+              <w:rPr>
+                <w:i/>
+                <w:iCs/>
+                <w:color w:val="5E6E7E"/>
+                <w:sz w:val="18"/>
+                <w:szCs w:val="18"/>
+              </w:rPr>
+              <w:t xml:space="preserve">(4, 36) means 4 boxes hold 36 crayons.</w:t>
+            </w:r>
+          </w:p>
+        </w:tc>
+      </w:tr>
+      <w:tr>
+        <w:trPr>
+          <w:cantSplit/>
+        </w:trPr>
+        <w:tc>
+          <w:tcPr>
+            <w:tcW w:type="dxa" w:w="1800"/>
+            <w:tcMar>
+              <w:top w:type="dxa" w:w="60"/>
+              <w:left w:type="dxa" w:w="100"/>
+              <w:bottom w:type="dxa" w:w="60"/>
+              <w:right w:type="dxa" w:w="100"/>
+            </w:tcMar>
+            <w:vAlign w:val="top"/>
+          </w:tcPr>
+          <w:p>
+            <w:pPr>
+              <w:spacing w:after="20" w:before="0"/>
+            </w:pPr>
+            <w:r>
+              <w:rPr>
+                <w:b/>
+                <w:bCs/>
+                <w:color w:val="0F2B3C"/>
+                <w:sz w:val="20"/>
+                <w:szCs w:val="20"/>
+              </w:rPr>
+              <w:t xml:space="preserve">Coordinates</w:t>
+            </w:r>
+          </w:p>
+          <w:p>
+            <w:pPr>
+              <w:spacing w:after="0" w:before="0"/>
+            </w:pPr>
+            <w:r>
+              <w:rPr>
+                <w:i/>
+                <w:iCs/>
+                <w:color w:val="5E6E7E"/>
+                <w:sz w:val="18"/>
+                <w:szCs w:val="18"/>
+              </w:rPr>
+              <w:t xml:space="preserve">Coordenadas</w:t>
+            </w:r>
+          </w:p>
+        </w:tc>
+        <w:tc>
+          <w:tcPr>
+            <w:tcW w:type="dxa" w:w="3160"/>
+            <w:tcMar>
+              <w:top w:type="dxa" w:w="60"/>
+              <w:left w:type="dxa" w:w="100"/>
+              <w:bottom w:type="dxa" w:w="60"/>
+              <w:right w:type="dxa" w:w="100"/>
+            </w:tcMar>
+            <w:vAlign w:val="top"/>
+          </w:tcPr>
+          <w:p>
+            <w:pPr>
+              <w:spacing w:after="0" w:before="0"/>
+            </w:pPr>
+            <w:r>
+              <w:rPr>
+                <w:sz w:val="19"/>
+                <w:szCs w:val="19"/>
+              </w:rPr>
+              <w:t xml:space="preserve">The x-value and y-value that locate a point.</w:t>
+            </w:r>
+          </w:p>
+        </w:tc>
+        <w:tc>
+          <w:tcPr>
+            <w:tcW w:type="dxa" w:w="2200"/>
+            <w:tcMar>
+              <w:top w:type="dxa" w:w="60"/>
+              <w:left w:type="dxa" w:w="100"/>
+              <w:bottom w:type="dxa" w:w="60"/>
+              <w:right w:type="dxa" w:w="100"/>
+            </w:tcMar>
+            <w:vAlign w:val="top"/>
+          </w:tcPr>
+          <w:p>
+            <w:pPr>
+              <w:spacing w:after="30" w:before="0"/>
+            </w:pPr>
+            <w:r>
+              <w:rPr>
+                <w:i/>
+                <w:iCs/>
+                <w:color w:val="5E6E7E"/>
+                <w:sz w:val="18"/>
+                <w:szCs w:val="18"/>
+              </w:rPr>
+              <w:t xml:space="preserve">Not Coordinates: write a counter-example that does not fit the rule.</w:t>
+            </w:r>
+          </w:p>
+          <w:p>
+            <w:pPr>
+              <w:spacing w:after="50" w:before="0"/>
+            </w:pPr>
+            <w:r>
+              <w:rPr>
+                <w:color w:val="BBBBBB"/>
+                <w:sz w:val="18"/>
+                <w:szCs w:val="18"/>
+              </w:rPr>
+              <w:t xml:space="preserve">____________________________</w:t>
+            </w:r>
+          </w:p>
+        </w:tc>
+        <w:tc>
+          <w:tcPr>
+            <w:tcW w:type="dxa" w:w="2200"/>
+            <w:tcMar>
+              <w:top w:type="dxa" w:w="60"/>
+              <w:left w:type="dxa" w:w="100"/>
+              <w:bottom w:type="dxa" w:w="60"/>
+              <w:right w:type="dxa" w:w="100"/>
+            </w:tcMar>
+            <w:vAlign w:val="top"/>
+          </w:tcPr>
+          <w:p>
+            <w:pPr>
+              <w:spacing w:after="0" w:before="0"/>
+            </w:pPr>
+            <w:r>
+              <w:rPr>
+                <w:i/>
+                <w:iCs/>
+                <w:color w:val="5E6E7E"/>
+                <w:sz w:val="18"/>
+                <w:szCs w:val="18"/>
+              </w:rPr>
+              <w:t xml:space="preserve">x first, then y: (4, 20)</w:t>
+            </w:r>
+          </w:p>
+        </w:tc>
+      </w:tr>
+    </w:tbl>
+    <w:p>
+      <w:pPr>
+        <w:spacing w:after="120" w:before="140"/>
       </w:pPr>
       <w:r>
         <w:rPr>
@@ -127,86 +1655,935 @@
         <w:t xml:space="preserve">Read one point at a time.</w:t>
       </w:r>
     </w:p>
+    <w:tbl>
+      <w:tblPr>
+        <w:tblW w:type="dxa" w:w="9360"/>
+        <w:tblBorders>
+          <w:top w:val="single" w:color="C7D2DD" w:sz="6"/>
+          <w:left w:val="single" w:color="C7D2DD" w:sz="6"/>
+          <w:bottom w:val="single" w:color="C7D2DD" w:sz="6"/>
+          <w:right w:val="single" w:color="C7D2DD" w:sz="6"/>
+          <w:insideH w:val="single" w:color="C7D2DD" w:sz="6"/>
+          <w:insideV w:val="single" w:color="C7D2DD" w:sz="6"/>
+        </w:tblBorders>
+      </w:tblPr>
+      <w:tblGrid>
+        <w:gridCol w:w="2800"/>
+        <w:gridCol w:w="3560"/>
+        <w:gridCol w:w="3000"/>
+      </w:tblGrid>
+      <w:tr>
+        <w:trPr>
+          <w:cantSplit/>
+          <w:tblHeader/>
+        </w:trPr>
+        <w:tc>
+          <w:tcPr>
+            <w:tcW w:type="dxa" w:w="2800"/>
+            <w:shd w:fill="EEF4F8" w:color="auto" w:val="clear"/>
+            <w:tcMar>
+              <w:top w:type="dxa" w:w="60"/>
+              <w:left w:type="dxa" w:w="100"/>
+              <w:bottom w:type="dxa" w:w="60"/>
+              <w:right w:type="dxa" w:w="100"/>
+            </w:tcMar>
+          </w:tcPr>
+          <w:p>
+            <w:pPr>
+              <w:spacing w:after="0" w:before="0"/>
+            </w:pPr>
+            <w:r>
+              <w:rPr>
+                <w:b/>
+                <w:bCs/>
+                <w:color w:val="0F2B3C"/>
+                <w:sz w:val="16"/>
+                <w:szCs w:val="16"/>
+              </w:rPr>
+              <w:t xml:space="preserve">CORE PROBLEM / GIVEN REPRESENTATION</w:t>
+            </w:r>
+          </w:p>
+        </w:tc>
+        <w:tc>
+          <w:tcPr>
+            <w:tcW w:type="dxa" w:w="3560"/>
+            <w:shd w:fill="EEF4F8" w:color="auto" w:val="clear"/>
+            <w:tcMar>
+              <w:top w:type="dxa" w:w="60"/>
+              <w:left w:type="dxa" w:w="100"/>
+              <w:bottom w:type="dxa" w:w="60"/>
+              <w:right w:type="dxa" w:w="100"/>
+            </w:tcMar>
+          </w:tcPr>
+          <w:p>
+            <w:pPr>
+              <w:spacing w:after="0" w:before="0"/>
+            </w:pPr>
+            <w:r>
+              <w:rPr>
+                <w:b/>
+                <w:bCs/>
+                <w:color w:val="0F2B3C"/>
+                <w:sz w:val="16"/>
+                <w:szCs w:val="16"/>
+              </w:rPr>
+              <w:t xml:space="preserve">WORKING SPACE / CALCULATION STEPS</w:t>
+            </w:r>
+          </w:p>
+        </w:tc>
+        <w:tc>
+          <w:tcPr>
+            <w:tcW w:type="dxa" w:w="3000"/>
+            <w:shd w:fill="FBF3E2" w:color="auto" w:val="clear"/>
+            <w:tcMar>
+              <w:top w:type="dxa" w:w="60"/>
+              <w:left w:type="dxa" w:w="100"/>
+              <w:bottom w:type="dxa" w:w="60"/>
+              <w:right w:type="dxa" w:w="100"/>
+            </w:tcMar>
+          </w:tcPr>
+          <w:p>
+            <w:pPr>
+              <w:spacing w:after="0" w:before="0"/>
+            </w:pPr>
+            <w:r>
+              <w:rPr>
+                <w:b/>
+                <w:bCs/>
+                <w:color w:val="7A5400"/>
+                <w:sz w:val="16"/>
+                <w:szCs w:val="16"/>
+              </w:rPr>
+              <w:t xml:space="preserve">EXPLAIN YOUR REASONING</w:t>
+            </w:r>
+          </w:p>
+        </w:tc>
+      </w:tr>
+      <w:tr>
+        <w:trPr>
+          <w:cantSplit/>
+        </w:trPr>
+        <w:tc>
+          <w:tcPr>
+            <w:tcW w:type="dxa" w:w="2800"/>
+            <w:tcMar>
+              <w:top w:type="dxa" w:w="80"/>
+              <w:left w:type="dxa" w:w="100"/>
+              <w:bottom w:type="dxa" w:w="80"/>
+              <w:right w:type="dxa" w:w="100"/>
+            </w:tcMar>
+            <w:vAlign w:val="top"/>
+          </w:tcPr>
+          <w:p>
+            <w:pPr>
+              <w:spacing w:after="40" w:before="0"/>
+            </w:pPr>
+            <w:r>
+              <w:rPr>
+                <w:b/>
+                <w:bCs/>
+                <w:color w:val="0F2B3C"/>
+                <w:sz w:val="20"/>
+                <w:szCs w:val="20"/>
+              </w:rPr>
+              <w:t xml:space="preserve">1.  In the point (5, 1), how far do you go RIGHT?</w:t>
+            </w:r>
+          </w:p>
+        </w:tc>
+        <w:tc>
+          <w:tcPr>
+            <w:tcW w:type="dxa" w:w="3560"/>
+            <w:tcMar>
+              <w:top w:type="dxa" w:w="80"/>
+              <w:left w:type="dxa" w:w="100"/>
+              <w:bottom w:type="dxa" w:w="80"/>
+              <w:right w:type="dxa" w:w="100"/>
+            </w:tcMar>
+            <w:vAlign w:val="top"/>
+          </w:tcPr>
+          <w:p>
+            <w:pPr>
+              <w:spacing w:after="50" w:before="0"/>
+            </w:pPr>
+            <w:r>
+              <w:rPr>
+                <w:color w:val="BBBBBB"/>
+                <w:sz w:val="18"/>
+                <w:szCs w:val="18"/>
+              </w:rPr>
+              <w:t xml:space="preserve">____________________________</w:t>
+            </w:r>
+          </w:p>
+          <w:p>
+            <w:pPr>
+              <w:spacing w:after="50" w:before="0"/>
+            </w:pPr>
+            <w:r>
+              <w:rPr>
+                <w:color w:val="BBBBBB"/>
+                <w:sz w:val="18"/>
+                <w:szCs w:val="18"/>
+              </w:rPr>
+              <w:t xml:space="preserve">____________________________</w:t>
+            </w:r>
+          </w:p>
+          <w:p>
+            <w:pPr>
+              <w:spacing w:after="50" w:before="0"/>
+            </w:pPr>
+            <w:r>
+              <w:rPr>
+                <w:color w:val="BBBBBB"/>
+                <w:sz w:val="18"/>
+                <w:szCs w:val="18"/>
+              </w:rPr>
+              <w:t xml:space="preserve">____________________________</w:t>
+            </w:r>
+          </w:p>
+          <w:p>
+            <w:pPr>
+              <w:spacing w:after="50" w:before="0"/>
+            </w:pPr>
+            <w:r>
+              <w:rPr>
+                <w:color w:val="BBBBBB"/>
+                <w:sz w:val="18"/>
+                <w:szCs w:val="18"/>
+              </w:rPr>
+              <w:t xml:space="preserve">____________________________</w:t>
+            </w:r>
+          </w:p>
+        </w:tc>
+        <w:tc>
+          <w:tcPr>
+            <w:tcW w:type="dxa" w:w="3000"/>
+            <w:shd w:fill="FBF3E2" w:color="auto" w:val="clear"/>
+            <w:tcMar>
+              <w:top w:type="dxa" w:w="80"/>
+              <w:left w:type="dxa" w:w="100"/>
+              <w:bottom w:type="dxa" w:w="80"/>
+              <w:right w:type="dxa" w:w="100"/>
+            </w:tcMar>
+            <w:vAlign w:val="top"/>
+          </w:tcPr>
+          <w:p>
+            <w:pPr>
+              <w:spacing w:after="30" w:before="0"/>
+            </w:pPr>
+            <w:r>
+              <w:rPr>
+                <w:b/>
+                <w:bCs/>
+                <w:color w:val="0F2B3C"/>
+                <w:sz w:val="18"/>
+                <w:szCs w:val="18"/>
+              </w:rPr>
+              <w:t xml:space="preserve">Because... ________________</w:t>
+            </w:r>
+          </w:p>
+          <w:p>
+            <w:pPr>
+              <w:spacing w:after="50" w:before="0"/>
+            </w:pPr>
+            <w:r>
+              <w:rPr>
+                <w:color w:val="BBBBBB"/>
+                <w:sz w:val="18"/>
+                <w:szCs w:val="18"/>
+              </w:rPr>
+              <w:t xml:space="preserve">____________________________</w:t>
+            </w:r>
+          </w:p>
+          <w:p>
+            <w:pPr>
+              <w:spacing w:after="30" w:before="40"/>
+            </w:pPr>
+            <w:r>
+              <w:rPr>
+                <w:b/>
+                <w:bCs/>
+                <w:color w:val="1A6FB5"/>
+                <w:sz w:val="18"/>
+                <w:szCs w:val="18"/>
+              </w:rPr>
+              <w:t xml:space="preserve">Although... _______________</w:t>
+            </w:r>
+          </w:p>
+          <w:p>
+            <w:pPr>
+              <w:spacing w:after="50" w:before="0"/>
+            </w:pPr>
+            <w:r>
+              <w:rPr>
+                <w:color w:val="BBBBBB"/>
+                <w:sz w:val="18"/>
+                <w:szCs w:val="18"/>
+              </w:rPr>
+              <w:t xml:space="preserve">____________________________</w:t>
+            </w:r>
+          </w:p>
+          <w:p>
+            <w:pPr>
+              <w:spacing w:after="30" w:before="40"/>
+            </w:pPr>
+            <w:r>
+              <w:rPr>
+                <w:b/>
+                <w:bCs/>
+                <w:color w:val="7A5400"/>
+                <w:sz w:val="18"/>
+                <w:szCs w:val="18"/>
+              </w:rPr>
+              <w:t xml:space="preserve">Therefore... ______________</w:t>
+            </w:r>
+          </w:p>
+          <w:p>
+            <w:pPr>
+              <w:spacing w:after="50" w:before="0"/>
+            </w:pPr>
+            <w:r>
+              <w:rPr>
+                <w:color w:val="BBBBBB"/>
+                <w:sz w:val="18"/>
+                <w:szCs w:val="18"/>
+              </w:rPr>
+              <w:t xml:space="preserve">____________________________</w:t>
+            </w:r>
+          </w:p>
+        </w:tc>
+      </w:tr>
+    </w:tbl>
     <w:p>
       <w:pPr>
-        <w:spacing w:after="40" w:before="0"/>
-      </w:pPr>
-      <w:r>
-        <w:rPr>
-          <w:sz w:val="22"/>
-          <w:szCs w:val="22"/>
-        </w:rPr>
-        <w:t xml:space="preserve">1.  In the point (5, 1), how far do you go RIGHT?</w:t>
+        <w:spacing w:after="60" w:before="0"/>
+      </w:pPr>
+      <w:r>
+        <w:t xml:space="preserve"/>
       </w:r>
     </w:p>
+    <w:tbl>
+      <w:tblPr>
+        <w:tblW w:type="dxa" w:w="9360"/>
+        <w:tblBorders>
+          <w:top w:val="single" w:color="C7D2DD" w:sz="6"/>
+          <w:left w:val="single" w:color="C7D2DD" w:sz="6"/>
+          <w:bottom w:val="single" w:color="C7D2DD" w:sz="6"/>
+          <w:right w:val="single" w:color="C7D2DD" w:sz="6"/>
+          <w:insideH w:val="single" w:color="C7D2DD" w:sz="6"/>
+          <w:insideV w:val="single" w:color="C7D2DD" w:sz="6"/>
+        </w:tblBorders>
+      </w:tblPr>
+      <w:tblGrid>
+        <w:gridCol w:w="2800"/>
+        <w:gridCol w:w="3560"/>
+        <w:gridCol w:w="3000"/>
+      </w:tblGrid>
+      <w:tr>
+        <w:trPr>
+          <w:cantSplit/>
+          <w:tblHeader/>
+        </w:trPr>
+        <w:tc>
+          <w:tcPr>
+            <w:tcW w:type="dxa" w:w="2800"/>
+            <w:shd w:fill="EEF4F8" w:color="auto" w:val="clear"/>
+            <w:tcMar>
+              <w:top w:type="dxa" w:w="60"/>
+              <w:left w:type="dxa" w:w="100"/>
+              <w:bottom w:type="dxa" w:w="60"/>
+              <w:right w:type="dxa" w:w="100"/>
+            </w:tcMar>
+          </w:tcPr>
+          <w:p>
+            <w:pPr>
+              <w:spacing w:after="0" w:before="0"/>
+            </w:pPr>
+            <w:r>
+              <w:rPr>
+                <w:b/>
+                <w:bCs/>
+                <w:color w:val="0F2B3C"/>
+                <w:sz w:val="16"/>
+                <w:szCs w:val="16"/>
+              </w:rPr>
+              <w:t xml:space="preserve">CORE PROBLEM / GIVEN REPRESENTATION</w:t>
+            </w:r>
+          </w:p>
+        </w:tc>
+        <w:tc>
+          <w:tcPr>
+            <w:tcW w:type="dxa" w:w="3560"/>
+            <w:shd w:fill="EEF4F8" w:color="auto" w:val="clear"/>
+            <w:tcMar>
+              <w:top w:type="dxa" w:w="60"/>
+              <w:left w:type="dxa" w:w="100"/>
+              <w:bottom w:type="dxa" w:w="60"/>
+              <w:right w:type="dxa" w:w="100"/>
+            </w:tcMar>
+          </w:tcPr>
+          <w:p>
+            <w:pPr>
+              <w:spacing w:after="0" w:before="0"/>
+            </w:pPr>
+            <w:r>
+              <w:rPr>
+                <w:b/>
+                <w:bCs/>
+                <w:color w:val="0F2B3C"/>
+                <w:sz w:val="16"/>
+                <w:szCs w:val="16"/>
+              </w:rPr>
+              <w:t xml:space="preserve">WORKING SPACE / CALCULATION STEPS</w:t>
+            </w:r>
+          </w:p>
+        </w:tc>
+        <w:tc>
+          <w:tcPr>
+            <w:tcW w:type="dxa" w:w="3000"/>
+            <w:shd w:fill="FBF3E2" w:color="auto" w:val="clear"/>
+            <w:tcMar>
+              <w:top w:type="dxa" w:w="60"/>
+              <w:left w:type="dxa" w:w="100"/>
+              <w:bottom w:type="dxa" w:w="60"/>
+              <w:right w:type="dxa" w:w="100"/>
+            </w:tcMar>
+          </w:tcPr>
+          <w:p>
+            <w:pPr>
+              <w:spacing w:after="0" w:before="0"/>
+            </w:pPr>
+            <w:r>
+              <w:rPr>
+                <w:b/>
+                <w:bCs/>
+                <w:color w:val="7A5400"/>
+                <w:sz w:val="16"/>
+                <w:szCs w:val="16"/>
+              </w:rPr>
+              <w:t xml:space="preserve">EXPLAIN YOUR REASONING</w:t>
+            </w:r>
+          </w:p>
+        </w:tc>
+      </w:tr>
+      <w:tr>
+        <w:trPr>
+          <w:cantSplit/>
+        </w:trPr>
+        <w:tc>
+          <w:tcPr>
+            <w:tcW w:type="dxa" w:w="2800"/>
+            <w:tcMar>
+              <w:top w:type="dxa" w:w="80"/>
+              <w:left w:type="dxa" w:w="100"/>
+              <w:bottom w:type="dxa" w:w="80"/>
+              <w:right w:type="dxa" w:w="100"/>
+            </w:tcMar>
+            <w:vAlign w:val="top"/>
+          </w:tcPr>
+          <w:p>
+            <w:pPr>
+              <w:spacing w:after="40" w:before="0"/>
+            </w:pPr>
+            <w:r>
+              <w:rPr>
+                <w:b/>
+                <w:bCs/>
+                <w:color w:val="0F2B3C"/>
+                <w:sz w:val="20"/>
+                <w:szCs w:val="20"/>
+              </w:rPr>
+              <w:t xml:space="preserve">2.  In the point (5, 1), how far do you go UP?</w:t>
+            </w:r>
+          </w:p>
+        </w:tc>
+        <w:tc>
+          <w:tcPr>
+            <w:tcW w:type="dxa" w:w="3560"/>
+            <w:tcMar>
+              <w:top w:type="dxa" w:w="80"/>
+              <w:left w:type="dxa" w:w="100"/>
+              <w:bottom w:type="dxa" w:w="80"/>
+              <w:right w:type="dxa" w:w="100"/>
+            </w:tcMar>
+            <w:vAlign w:val="top"/>
+          </w:tcPr>
+          <w:p>
+            <w:pPr>
+              <w:spacing w:after="50" w:before="0"/>
+            </w:pPr>
+            <w:r>
+              <w:rPr>
+                <w:color w:val="BBBBBB"/>
+                <w:sz w:val="18"/>
+                <w:szCs w:val="18"/>
+              </w:rPr>
+              <w:t xml:space="preserve">____________________________</w:t>
+            </w:r>
+          </w:p>
+          <w:p>
+            <w:pPr>
+              <w:spacing w:after="50" w:before="0"/>
+            </w:pPr>
+            <w:r>
+              <w:rPr>
+                <w:color w:val="BBBBBB"/>
+                <w:sz w:val="18"/>
+                <w:szCs w:val="18"/>
+              </w:rPr>
+              <w:t xml:space="preserve">____________________________</w:t>
+            </w:r>
+          </w:p>
+          <w:p>
+            <w:pPr>
+              <w:spacing w:after="50" w:before="0"/>
+            </w:pPr>
+            <w:r>
+              <w:rPr>
+                <w:color w:val="BBBBBB"/>
+                <w:sz w:val="18"/>
+                <w:szCs w:val="18"/>
+              </w:rPr>
+              <w:t xml:space="preserve">____________________________</w:t>
+            </w:r>
+          </w:p>
+          <w:p>
+            <w:pPr>
+              <w:spacing w:after="50" w:before="0"/>
+            </w:pPr>
+            <w:r>
+              <w:rPr>
+                <w:color w:val="BBBBBB"/>
+                <w:sz w:val="18"/>
+                <w:szCs w:val="18"/>
+              </w:rPr>
+              <w:t xml:space="preserve">____________________________</w:t>
+            </w:r>
+          </w:p>
+        </w:tc>
+        <w:tc>
+          <w:tcPr>
+            <w:tcW w:type="dxa" w:w="3000"/>
+            <w:shd w:fill="FBF3E2" w:color="auto" w:val="clear"/>
+            <w:tcMar>
+              <w:top w:type="dxa" w:w="80"/>
+              <w:left w:type="dxa" w:w="100"/>
+              <w:bottom w:type="dxa" w:w="80"/>
+              <w:right w:type="dxa" w:w="100"/>
+            </w:tcMar>
+            <w:vAlign w:val="top"/>
+          </w:tcPr>
+          <w:p>
+            <w:pPr>
+              <w:spacing w:after="30" w:before="0"/>
+            </w:pPr>
+            <w:r>
+              <w:rPr>
+                <w:b/>
+                <w:bCs/>
+                <w:color w:val="0F2B3C"/>
+                <w:sz w:val="18"/>
+                <w:szCs w:val="18"/>
+              </w:rPr>
+              <w:t xml:space="preserve">Because... ________________</w:t>
+            </w:r>
+          </w:p>
+          <w:p>
+            <w:pPr>
+              <w:spacing w:after="50" w:before="0"/>
+            </w:pPr>
+            <w:r>
+              <w:rPr>
+                <w:color w:val="BBBBBB"/>
+                <w:sz w:val="18"/>
+                <w:szCs w:val="18"/>
+              </w:rPr>
+              <w:t xml:space="preserve">____________________________</w:t>
+            </w:r>
+          </w:p>
+          <w:p>
+            <w:pPr>
+              <w:spacing w:after="30" w:before="40"/>
+            </w:pPr>
+            <w:r>
+              <w:rPr>
+                <w:b/>
+                <w:bCs/>
+                <w:color w:val="1A6FB5"/>
+                <w:sz w:val="18"/>
+                <w:szCs w:val="18"/>
+              </w:rPr>
+              <w:t xml:space="preserve">Although... _______________</w:t>
+            </w:r>
+          </w:p>
+          <w:p>
+            <w:pPr>
+              <w:spacing w:after="50" w:before="0"/>
+            </w:pPr>
+            <w:r>
+              <w:rPr>
+                <w:color w:val="BBBBBB"/>
+                <w:sz w:val="18"/>
+                <w:szCs w:val="18"/>
+              </w:rPr>
+              <w:t xml:space="preserve">____________________________</w:t>
+            </w:r>
+          </w:p>
+          <w:p>
+            <w:pPr>
+              <w:spacing w:after="30" w:before="40"/>
+            </w:pPr>
+            <w:r>
+              <w:rPr>
+                <w:b/>
+                <w:bCs/>
+                <w:color w:val="7A5400"/>
+                <w:sz w:val="18"/>
+                <w:szCs w:val="18"/>
+              </w:rPr>
+              <w:t xml:space="preserve">Therefore... ______________</w:t>
+            </w:r>
+          </w:p>
+          <w:p>
+            <w:pPr>
+              <w:spacing w:after="50" w:before="0"/>
+            </w:pPr>
+            <w:r>
+              <w:rPr>
+                <w:color w:val="BBBBBB"/>
+                <w:sz w:val="18"/>
+                <w:szCs w:val="18"/>
+              </w:rPr>
+              <w:t xml:space="preserve">____________________________</w:t>
+            </w:r>
+          </w:p>
+        </w:tc>
+      </w:tr>
+    </w:tbl>
     <w:p>
       <w:pPr>
-        <w:spacing w:after="80" w:before="0"/>
-      </w:pPr>
-      <w:r>
-        <w:rPr>
-          <w:color w:val="BBBBBB"/>
-        </w:rPr>
-        <w:t xml:space="preserve">____________________________________________________</w:t>
+        <w:spacing w:after="60" w:before="0"/>
+      </w:pPr>
+      <w:r>
+        <w:t xml:space="preserve"/>
       </w:r>
     </w:p>
+    <w:tbl>
+      <w:tblPr>
+        <w:tblW w:type="dxa" w:w="9360"/>
+        <w:tblBorders>
+          <w:top w:val="single" w:color="C7D2DD" w:sz="6"/>
+          <w:left w:val="single" w:color="C7D2DD" w:sz="6"/>
+          <w:bottom w:val="single" w:color="C7D2DD" w:sz="6"/>
+          <w:right w:val="single" w:color="C7D2DD" w:sz="6"/>
+          <w:insideH w:val="single" w:color="C7D2DD" w:sz="6"/>
+          <w:insideV w:val="single" w:color="C7D2DD" w:sz="6"/>
+        </w:tblBorders>
+      </w:tblPr>
+      <w:tblGrid>
+        <w:gridCol w:w="2800"/>
+        <w:gridCol w:w="3560"/>
+        <w:gridCol w:w="3000"/>
+      </w:tblGrid>
+      <w:tr>
+        <w:trPr>
+          <w:cantSplit/>
+          <w:tblHeader/>
+        </w:trPr>
+        <w:tc>
+          <w:tcPr>
+            <w:tcW w:type="dxa" w:w="2800"/>
+            <w:shd w:fill="EEF4F8" w:color="auto" w:val="clear"/>
+            <w:tcMar>
+              <w:top w:type="dxa" w:w="60"/>
+              <w:left w:type="dxa" w:w="100"/>
+              <w:bottom w:type="dxa" w:w="60"/>
+              <w:right w:type="dxa" w:w="100"/>
+            </w:tcMar>
+          </w:tcPr>
+          <w:p>
+            <w:pPr>
+              <w:spacing w:after="0" w:before="0"/>
+            </w:pPr>
+            <w:r>
+              <w:rPr>
+                <w:b/>
+                <w:bCs/>
+                <w:color w:val="0F2B3C"/>
+                <w:sz w:val="16"/>
+                <w:szCs w:val="16"/>
+              </w:rPr>
+              <w:t xml:space="preserve">CORE PROBLEM / GIVEN REPRESENTATION</w:t>
+            </w:r>
+          </w:p>
+        </w:tc>
+        <w:tc>
+          <w:tcPr>
+            <w:tcW w:type="dxa" w:w="3560"/>
+            <w:shd w:fill="EEF4F8" w:color="auto" w:val="clear"/>
+            <w:tcMar>
+              <w:top w:type="dxa" w:w="60"/>
+              <w:left w:type="dxa" w:w="100"/>
+              <w:bottom w:type="dxa" w:w="60"/>
+              <w:right w:type="dxa" w:w="100"/>
+            </w:tcMar>
+          </w:tcPr>
+          <w:p>
+            <w:pPr>
+              <w:spacing w:after="0" w:before="0"/>
+            </w:pPr>
+            <w:r>
+              <w:rPr>
+                <w:b/>
+                <w:bCs/>
+                <w:color w:val="0F2B3C"/>
+                <w:sz w:val="16"/>
+                <w:szCs w:val="16"/>
+              </w:rPr>
+              <w:t xml:space="preserve">WORKING SPACE / CALCULATION STEPS</w:t>
+            </w:r>
+          </w:p>
+        </w:tc>
+        <w:tc>
+          <w:tcPr>
+            <w:tcW w:type="dxa" w:w="3000"/>
+            <w:shd w:fill="FBF3E2" w:color="auto" w:val="clear"/>
+            <w:tcMar>
+              <w:top w:type="dxa" w:w="60"/>
+              <w:left w:type="dxa" w:w="100"/>
+              <w:bottom w:type="dxa" w:w="60"/>
+              <w:right w:type="dxa" w:w="100"/>
+            </w:tcMar>
+          </w:tcPr>
+          <w:p>
+            <w:pPr>
+              <w:spacing w:after="0" w:before="0"/>
+            </w:pPr>
+            <w:r>
+              <w:rPr>
+                <w:b/>
+                <w:bCs/>
+                <w:color w:val="7A5400"/>
+                <w:sz w:val="16"/>
+                <w:szCs w:val="16"/>
+              </w:rPr>
+              <w:t xml:space="preserve">EXPLAIN YOUR REASONING</w:t>
+            </w:r>
+          </w:p>
+        </w:tc>
+      </w:tr>
+      <w:tr>
+        <w:trPr>
+          <w:cantSplit/>
+        </w:trPr>
+        <w:tc>
+          <w:tcPr>
+            <w:tcW w:type="dxa" w:w="2800"/>
+            <w:tcMar>
+              <w:top w:type="dxa" w:w="80"/>
+              <w:left w:type="dxa" w:w="100"/>
+              <w:bottom w:type="dxa" w:w="80"/>
+              <w:right w:type="dxa" w:w="100"/>
+            </w:tcMar>
+            <w:vAlign w:val="top"/>
+          </w:tcPr>
+          <w:p>
+            <w:pPr>
+              <w:spacing w:after="40" w:before="0"/>
+            </w:pPr>
+            <w:r>
+              <w:rPr>
+                <w:b/>
+                <w:bCs/>
+                <w:color w:val="0F2B3C"/>
+                <w:sz w:val="20"/>
+                <w:szCs w:val="20"/>
+              </w:rPr>
+              <w:t xml:space="preserve">3.  A row says x = 2, y = 3. The point is…?</w:t>
+            </w:r>
+          </w:p>
+          <w:p>
+            <w:pPr>
+              <w:spacing w:after="0" w:before="0"/>
+            </w:pPr>
+            <w:r>
+              <w:rPr>
+                <w:color w:val="5E6E7E"/>
+                <w:sz w:val="18"/>
+                <w:szCs w:val="18"/>
+              </w:rPr>
+              <w:t xml:space="preserve">Choices: (2, 3)   /   (3, 2)   /   (2, 2)   /   (5, 5)</w:t>
+            </w:r>
+          </w:p>
+        </w:tc>
+        <w:tc>
+          <w:tcPr>
+            <w:tcW w:type="dxa" w:w="3560"/>
+            <w:tcMar>
+              <w:top w:type="dxa" w:w="80"/>
+              <w:left w:type="dxa" w:w="100"/>
+              <w:bottom w:type="dxa" w:w="80"/>
+              <w:right w:type="dxa" w:w="100"/>
+            </w:tcMar>
+            <w:vAlign w:val="top"/>
+          </w:tcPr>
+          <w:p>
+            <w:pPr>
+              <w:spacing w:after="50" w:before="0"/>
+            </w:pPr>
+            <w:r>
+              <w:rPr>
+                <w:color w:val="BBBBBB"/>
+                <w:sz w:val="18"/>
+                <w:szCs w:val="18"/>
+              </w:rPr>
+              <w:t xml:space="preserve">____________________________</w:t>
+            </w:r>
+          </w:p>
+          <w:p>
+            <w:pPr>
+              <w:spacing w:after="50" w:before="0"/>
+            </w:pPr>
+            <w:r>
+              <w:rPr>
+                <w:color w:val="BBBBBB"/>
+                <w:sz w:val="18"/>
+                <w:szCs w:val="18"/>
+              </w:rPr>
+              <w:t xml:space="preserve">____________________________</w:t>
+            </w:r>
+          </w:p>
+          <w:p>
+            <w:pPr>
+              <w:spacing w:after="50" w:before="0"/>
+            </w:pPr>
+            <w:r>
+              <w:rPr>
+                <w:color w:val="BBBBBB"/>
+                <w:sz w:val="18"/>
+                <w:szCs w:val="18"/>
+              </w:rPr>
+              <w:t xml:space="preserve">____________________________</w:t>
+            </w:r>
+          </w:p>
+          <w:p>
+            <w:pPr>
+              <w:spacing w:after="50" w:before="0"/>
+            </w:pPr>
+            <w:r>
+              <w:rPr>
+                <w:color w:val="BBBBBB"/>
+                <w:sz w:val="18"/>
+                <w:szCs w:val="18"/>
+              </w:rPr>
+              <w:t xml:space="preserve">____________________________</w:t>
+            </w:r>
+          </w:p>
+        </w:tc>
+        <w:tc>
+          <w:tcPr>
+            <w:tcW w:type="dxa" w:w="3000"/>
+            <w:shd w:fill="FBF3E2" w:color="auto" w:val="clear"/>
+            <w:tcMar>
+              <w:top w:type="dxa" w:w="80"/>
+              <w:left w:type="dxa" w:w="100"/>
+              <w:bottom w:type="dxa" w:w="80"/>
+              <w:right w:type="dxa" w:w="100"/>
+            </w:tcMar>
+            <w:vAlign w:val="top"/>
+          </w:tcPr>
+          <w:p>
+            <w:pPr>
+              <w:spacing w:after="30" w:before="0"/>
+            </w:pPr>
+            <w:r>
+              <w:rPr>
+                <w:b/>
+                <w:bCs/>
+                <w:color w:val="0F2B3C"/>
+                <w:sz w:val="18"/>
+                <w:szCs w:val="18"/>
+              </w:rPr>
+              <w:t xml:space="preserve">Because... ________________</w:t>
+            </w:r>
+          </w:p>
+          <w:p>
+            <w:pPr>
+              <w:spacing w:after="50" w:before="0"/>
+            </w:pPr>
+            <w:r>
+              <w:rPr>
+                <w:color w:val="BBBBBB"/>
+                <w:sz w:val="18"/>
+                <w:szCs w:val="18"/>
+              </w:rPr>
+              <w:t xml:space="preserve">____________________________</w:t>
+            </w:r>
+          </w:p>
+          <w:p>
+            <w:pPr>
+              <w:spacing w:after="30" w:before="40"/>
+            </w:pPr>
+            <w:r>
+              <w:rPr>
+                <w:b/>
+                <w:bCs/>
+                <w:color w:val="1A6FB5"/>
+                <w:sz w:val="18"/>
+                <w:szCs w:val="18"/>
+              </w:rPr>
+              <w:t xml:space="preserve">Although... _______________</w:t>
+            </w:r>
+          </w:p>
+          <w:p>
+            <w:pPr>
+              <w:spacing w:after="50" w:before="0"/>
+            </w:pPr>
+            <w:r>
+              <w:rPr>
+                <w:color w:val="BBBBBB"/>
+                <w:sz w:val="18"/>
+                <w:szCs w:val="18"/>
+              </w:rPr>
+              <w:t xml:space="preserve">____________________________</w:t>
+            </w:r>
+          </w:p>
+          <w:p>
+            <w:pPr>
+              <w:spacing w:after="30" w:before="40"/>
+            </w:pPr>
+            <w:r>
+              <w:rPr>
+                <w:b/>
+                <w:bCs/>
+                <w:color w:val="7A5400"/>
+                <w:sz w:val="18"/>
+                <w:szCs w:val="18"/>
+              </w:rPr>
+              <w:t xml:space="preserve">Therefore... ______________</w:t>
+            </w:r>
+          </w:p>
+          <w:p>
+            <w:pPr>
+              <w:spacing w:after="50" w:before="0"/>
+            </w:pPr>
+            <w:r>
+              <w:rPr>
+                <w:color w:val="BBBBBB"/>
+                <w:sz w:val="18"/>
+                <w:szCs w:val="18"/>
+              </w:rPr>
+              <w:t xml:space="preserve">____________________________</w:t>
+            </w:r>
+          </w:p>
+        </w:tc>
+      </w:tr>
+    </w:tbl>
     <w:p>
       <w:pPr>
-        <w:spacing w:after="40" w:before="0"/>
-      </w:pPr>
-      <w:r>
-        <w:rPr>
-          <w:sz w:val="22"/>
-          <w:szCs w:val="22"/>
-        </w:rPr>
-        <w:t xml:space="preserve">2.  In the point (5, 1), how far do you go UP?</w:t>
-      </w:r>
-    </w:p>
-    <w:p>
-      <w:pPr>
-        <w:spacing w:after="80" w:before="0"/>
-      </w:pPr>
-      <w:r>
-        <w:rPr>
-          <w:color w:val="BBBBBB"/>
-        </w:rPr>
-        <w:t xml:space="preserve">____________________________________________________</w:t>
-      </w:r>
-    </w:p>
-    <w:p>
-      <w:pPr>
-        <w:spacing w:after="40" w:before="0"/>
-      </w:pPr>
-      <w:r>
-        <w:rPr>
-          <w:sz w:val="22"/>
-          <w:szCs w:val="22"/>
-        </w:rPr>
-        <w:t xml:space="preserve">3.  A row says x = 2, y = 3. The point is…?</w:t>
-      </w:r>
-    </w:p>
-    <w:p>
-      <w:pPr>
-        <w:spacing w:after="40" w:before="0"/>
-      </w:pPr>
-      <w:r>
-        <w:rPr>
-          <w:color w:val="5E6E7E"/>
-          <w:sz w:val="20"/>
-          <w:szCs w:val="20"/>
-        </w:rPr>
-        <w:t xml:space="preserve">     choices: (2, 3)   /   (3, 2)   /   (2, 2)   /   (5, 5)</w:t>
-      </w:r>
-    </w:p>
-    <w:p>
-      <w:pPr>
-        <w:spacing w:after="80" w:before="0"/>
-      </w:pPr>
-      <w:r>
-        <w:rPr>
-          <w:color w:val="BBBBBB"/>
-        </w:rPr>
-        <w:t xml:space="preserve">____________________________________________________</w:t>
+        <w:spacing w:after="60" w:before="0"/>
+      </w:pPr>
+      <w:r>
+        <w:t xml:space="preserve"/>
       </w:r>
     </w:p>
     <w:p>
@@ -238,63 +2615,629 @@
         <w:t xml:space="preserve">Turn table rows into points.</w:t>
       </w:r>
     </w:p>
+    <w:tbl>
+      <w:tblPr>
+        <w:tblW w:type="dxa" w:w="9360"/>
+        <w:tblBorders>
+          <w:top w:val="single" w:color="C7D2DD" w:sz="6"/>
+          <w:left w:val="single" w:color="C7D2DD" w:sz="6"/>
+          <w:bottom w:val="single" w:color="C7D2DD" w:sz="6"/>
+          <w:right w:val="single" w:color="C7D2DD" w:sz="6"/>
+          <w:insideH w:val="single" w:color="C7D2DD" w:sz="6"/>
+          <w:insideV w:val="single" w:color="C7D2DD" w:sz="6"/>
+        </w:tblBorders>
+      </w:tblPr>
+      <w:tblGrid>
+        <w:gridCol w:w="2800"/>
+        <w:gridCol w:w="3560"/>
+        <w:gridCol w:w="3000"/>
+      </w:tblGrid>
+      <w:tr>
+        <w:trPr>
+          <w:cantSplit/>
+          <w:tblHeader/>
+        </w:trPr>
+        <w:tc>
+          <w:tcPr>
+            <w:tcW w:type="dxa" w:w="2800"/>
+            <w:shd w:fill="EEF4F8" w:color="auto" w:val="clear"/>
+            <w:tcMar>
+              <w:top w:type="dxa" w:w="60"/>
+              <w:left w:type="dxa" w:w="100"/>
+              <w:bottom w:type="dxa" w:w="60"/>
+              <w:right w:type="dxa" w:w="100"/>
+            </w:tcMar>
+          </w:tcPr>
+          <w:p>
+            <w:pPr>
+              <w:spacing w:after="0" w:before="0"/>
+            </w:pPr>
+            <w:r>
+              <w:rPr>
+                <w:b/>
+                <w:bCs/>
+                <w:color w:val="0F2B3C"/>
+                <w:sz w:val="16"/>
+                <w:szCs w:val="16"/>
+              </w:rPr>
+              <w:t xml:space="preserve">CORE PROBLEM / GIVEN REPRESENTATION</w:t>
+            </w:r>
+          </w:p>
+        </w:tc>
+        <w:tc>
+          <w:tcPr>
+            <w:tcW w:type="dxa" w:w="3560"/>
+            <w:shd w:fill="EEF4F8" w:color="auto" w:val="clear"/>
+            <w:tcMar>
+              <w:top w:type="dxa" w:w="60"/>
+              <w:left w:type="dxa" w:w="100"/>
+              <w:bottom w:type="dxa" w:w="60"/>
+              <w:right w:type="dxa" w:w="100"/>
+            </w:tcMar>
+          </w:tcPr>
+          <w:p>
+            <w:pPr>
+              <w:spacing w:after="0" w:before="0"/>
+            </w:pPr>
+            <w:r>
+              <w:rPr>
+                <w:b/>
+                <w:bCs/>
+                <w:color w:val="0F2B3C"/>
+                <w:sz w:val="16"/>
+                <w:szCs w:val="16"/>
+              </w:rPr>
+              <w:t xml:space="preserve">WORKING SPACE / CALCULATION STEPS</w:t>
+            </w:r>
+          </w:p>
+        </w:tc>
+        <w:tc>
+          <w:tcPr>
+            <w:tcW w:type="dxa" w:w="3000"/>
+            <w:shd w:fill="FBF3E2" w:color="auto" w:val="clear"/>
+            <w:tcMar>
+              <w:top w:type="dxa" w:w="60"/>
+              <w:left w:type="dxa" w:w="100"/>
+              <w:bottom w:type="dxa" w:w="60"/>
+              <w:right w:type="dxa" w:w="100"/>
+            </w:tcMar>
+          </w:tcPr>
+          <w:p>
+            <w:pPr>
+              <w:spacing w:after="0" w:before="0"/>
+            </w:pPr>
+            <w:r>
+              <w:rPr>
+                <w:b/>
+                <w:bCs/>
+                <w:color w:val="7A5400"/>
+                <w:sz w:val="16"/>
+                <w:szCs w:val="16"/>
+              </w:rPr>
+              <w:t xml:space="preserve">EXPLAIN YOUR REASONING</w:t>
+            </w:r>
+          </w:p>
+        </w:tc>
+      </w:tr>
+      <w:tr>
+        <w:trPr>
+          <w:cantSplit/>
+        </w:trPr>
+        <w:tc>
+          <w:tcPr>
+            <w:tcW w:type="dxa" w:w="2800"/>
+            <w:tcMar>
+              <w:top w:type="dxa" w:w="80"/>
+              <w:left w:type="dxa" w:w="100"/>
+              <w:bottom w:type="dxa" w:w="80"/>
+              <w:right w:type="dxa" w:w="100"/>
+            </w:tcMar>
+            <w:vAlign w:val="top"/>
+          </w:tcPr>
+          <w:p>
+            <w:pPr>
+              <w:spacing w:after="40" w:before="0"/>
+            </w:pPr>
+            <w:r>
+              <w:rPr>
+                <w:b/>
+                <w:bCs/>
+                <w:color w:val="0F2B3C"/>
+                <w:sz w:val="20"/>
+                <w:szCs w:val="20"/>
+              </w:rPr>
+              <w:t xml:space="preserve">1.  Row x = 3, y = 9. The UP value (y) is ___?</w:t>
+            </w:r>
+          </w:p>
+        </w:tc>
+        <w:tc>
+          <w:tcPr>
+            <w:tcW w:type="dxa" w:w="3560"/>
+            <w:tcMar>
+              <w:top w:type="dxa" w:w="80"/>
+              <w:left w:type="dxa" w:w="100"/>
+              <w:bottom w:type="dxa" w:w="80"/>
+              <w:right w:type="dxa" w:w="100"/>
+            </w:tcMar>
+            <w:vAlign w:val="top"/>
+          </w:tcPr>
+          <w:p>
+            <w:pPr>
+              <w:spacing w:after="50" w:before="0"/>
+            </w:pPr>
+            <w:r>
+              <w:rPr>
+                <w:color w:val="BBBBBB"/>
+                <w:sz w:val="18"/>
+                <w:szCs w:val="18"/>
+              </w:rPr>
+              <w:t xml:space="preserve">____________________________</w:t>
+            </w:r>
+          </w:p>
+          <w:p>
+            <w:pPr>
+              <w:spacing w:after="50" w:before="0"/>
+            </w:pPr>
+            <w:r>
+              <w:rPr>
+                <w:color w:val="BBBBBB"/>
+                <w:sz w:val="18"/>
+                <w:szCs w:val="18"/>
+              </w:rPr>
+              <w:t xml:space="preserve">____________________________</w:t>
+            </w:r>
+          </w:p>
+          <w:p>
+            <w:pPr>
+              <w:spacing w:after="50" w:before="0"/>
+            </w:pPr>
+            <w:r>
+              <w:rPr>
+                <w:color w:val="BBBBBB"/>
+                <w:sz w:val="18"/>
+                <w:szCs w:val="18"/>
+              </w:rPr>
+              <w:t xml:space="preserve">____________________________</w:t>
+            </w:r>
+          </w:p>
+          <w:p>
+            <w:pPr>
+              <w:spacing w:after="50" w:before="0"/>
+            </w:pPr>
+            <w:r>
+              <w:rPr>
+                <w:color w:val="BBBBBB"/>
+                <w:sz w:val="18"/>
+                <w:szCs w:val="18"/>
+              </w:rPr>
+              <w:t xml:space="preserve">____________________________</w:t>
+            </w:r>
+          </w:p>
+        </w:tc>
+        <w:tc>
+          <w:tcPr>
+            <w:tcW w:type="dxa" w:w="3000"/>
+            <w:shd w:fill="FBF3E2" w:color="auto" w:val="clear"/>
+            <w:tcMar>
+              <w:top w:type="dxa" w:w="80"/>
+              <w:left w:type="dxa" w:w="100"/>
+              <w:bottom w:type="dxa" w:w="80"/>
+              <w:right w:type="dxa" w:w="100"/>
+            </w:tcMar>
+            <w:vAlign w:val="top"/>
+          </w:tcPr>
+          <w:p>
+            <w:pPr>
+              <w:spacing w:after="30" w:before="0"/>
+            </w:pPr>
+            <w:r>
+              <w:rPr>
+                <w:b/>
+                <w:bCs/>
+                <w:color w:val="0F2B3C"/>
+                <w:sz w:val="18"/>
+                <w:szCs w:val="18"/>
+              </w:rPr>
+              <w:t xml:space="preserve">Because... ________________</w:t>
+            </w:r>
+          </w:p>
+          <w:p>
+            <w:pPr>
+              <w:spacing w:after="50" w:before="0"/>
+            </w:pPr>
+            <w:r>
+              <w:rPr>
+                <w:color w:val="BBBBBB"/>
+                <w:sz w:val="18"/>
+                <w:szCs w:val="18"/>
+              </w:rPr>
+              <w:t xml:space="preserve">____________________________</w:t>
+            </w:r>
+          </w:p>
+          <w:p>
+            <w:pPr>
+              <w:spacing w:after="30" w:before="40"/>
+            </w:pPr>
+            <w:r>
+              <w:rPr>
+                <w:b/>
+                <w:bCs/>
+                <w:color w:val="1A6FB5"/>
+                <w:sz w:val="18"/>
+                <w:szCs w:val="18"/>
+              </w:rPr>
+              <w:t xml:space="preserve">Although... _______________</w:t>
+            </w:r>
+          </w:p>
+          <w:p>
+            <w:pPr>
+              <w:spacing w:after="50" w:before="0"/>
+            </w:pPr>
+            <w:r>
+              <w:rPr>
+                <w:color w:val="BBBBBB"/>
+                <w:sz w:val="18"/>
+                <w:szCs w:val="18"/>
+              </w:rPr>
+              <w:t xml:space="preserve">____________________________</w:t>
+            </w:r>
+          </w:p>
+          <w:p>
+            <w:pPr>
+              <w:spacing w:after="30" w:before="40"/>
+            </w:pPr>
+            <w:r>
+              <w:rPr>
+                <w:b/>
+                <w:bCs/>
+                <w:color w:val="7A5400"/>
+                <w:sz w:val="18"/>
+                <w:szCs w:val="18"/>
+              </w:rPr>
+              <w:t xml:space="preserve">Therefore... ______________</w:t>
+            </w:r>
+          </w:p>
+          <w:p>
+            <w:pPr>
+              <w:spacing w:after="50" w:before="0"/>
+            </w:pPr>
+            <w:r>
+              <w:rPr>
+                <w:color w:val="BBBBBB"/>
+                <w:sz w:val="18"/>
+                <w:szCs w:val="18"/>
+              </w:rPr>
+              <w:t xml:space="preserve">____________________________</w:t>
+            </w:r>
+          </w:p>
+        </w:tc>
+      </w:tr>
+    </w:tbl>
     <w:p>
       <w:pPr>
-        <w:spacing w:after="40" w:before="0"/>
-      </w:pPr>
-      <w:r>
-        <w:rPr>
-          <w:sz w:val="22"/>
-          <w:szCs w:val="22"/>
-        </w:rPr>
-        <w:t xml:space="preserve">1.  Row x = 3, y = 9. The UP value (y) is ___?</w:t>
+        <w:spacing w:after="60" w:before="0"/>
+      </w:pPr>
+      <w:r>
+        <w:t xml:space="preserve"/>
       </w:r>
     </w:p>
+    <w:tbl>
+      <w:tblPr>
+        <w:tblW w:type="dxa" w:w="9360"/>
+        <w:tblBorders>
+          <w:top w:val="single" w:color="C7D2DD" w:sz="6"/>
+          <w:left w:val="single" w:color="C7D2DD" w:sz="6"/>
+          <w:bottom w:val="single" w:color="C7D2DD" w:sz="6"/>
+          <w:right w:val="single" w:color="C7D2DD" w:sz="6"/>
+          <w:insideH w:val="single" w:color="C7D2DD" w:sz="6"/>
+          <w:insideV w:val="single" w:color="C7D2DD" w:sz="6"/>
+        </w:tblBorders>
+      </w:tblPr>
+      <w:tblGrid>
+        <w:gridCol w:w="2800"/>
+        <w:gridCol w:w="3560"/>
+        <w:gridCol w:w="3000"/>
+      </w:tblGrid>
+      <w:tr>
+        <w:trPr>
+          <w:cantSplit/>
+          <w:tblHeader/>
+        </w:trPr>
+        <w:tc>
+          <w:tcPr>
+            <w:tcW w:type="dxa" w:w="2800"/>
+            <w:shd w:fill="EEF4F8" w:color="auto" w:val="clear"/>
+            <w:tcMar>
+              <w:top w:type="dxa" w:w="60"/>
+              <w:left w:type="dxa" w:w="100"/>
+              <w:bottom w:type="dxa" w:w="60"/>
+              <w:right w:type="dxa" w:w="100"/>
+            </w:tcMar>
+          </w:tcPr>
+          <w:p>
+            <w:pPr>
+              <w:spacing w:after="0" w:before="0"/>
+            </w:pPr>
+            <w:r>
+              <w:rPr>
+                <w:b/>
+                <w:bCs/>
+                <w:color w:val="0F2B3C"/>
+                <w:sz w:val="16"/>
+                <w:szCs w:val="16"/>
+              </w:rPr>
+              <w:t xml:space="preserve">CORE PROBLEM / GIVEN REPRESENTATION</w:t>
+            </w:r>
+          </w:p>
+        </w:tc>
+        <w:tc>
+          <w:tcPr>
+            <w:tcW w:type="dxa" w:w="3560"/>
+            <w:shd w:fill="EEF4F8" w:color="auto" w:val="clear"/>
+            <w:tcMar>
+              <w:top w:type="dxa" w:w="60"/>
+              <w:left w:type="dxa" w:w="100"/>
+              <w:bottom w:type="dxa" w:w="60"/>
+              <w:right w:type="dxa" w:w="100"/>
+            </w:tcMar>
+          </w:tcPr>
+          <w:p>
+            <w:pPr>
+              <w:spacing w:after="0" w:before="0"/>
+            </w:pPr>
+            <w:r>
+              <w:rPr>
+                <w:b/>
+                <w:bCs/>
+                <w:color w:val="0F2B3C"/>
+                <w:sz w:val="16"/>
+                <w:szCs w:val="16"/>
+              </w:rPr>
+              <w:t xml:space="preserve">WORKING SPACE / CALCULATION STEPS</w:t>
+            </w:r>
+          </w:p>
+        </w:tc>
+        <w:tc>
+          <w:tcPr>
+            <w:tcW w:type="dxa" w:w="3000"/>
+            <w:shd w:fill="FBF3E2" w:color="auto" w:val="clear"/>
+            <w:tcMar>
+              <w:top w:type="dxa" w:w="60"/>
+              <w:left w:type="dxa" w:w="100"/>
+              <w:bottom w:type="dxa" w:w="60"/>
+              <w:right w:type="dxa" w:w="100"/>
+            </w:tcMar>
+          </w:tcPr>
+          <w:p>
+            <w:pPr>
+              <w:spacing w:after="0" w:before="0"/>
+            </w:pPr>
+            <w:r>
+              <w:rPr>
+                <w:b/>
+                <w:bCs/>
+                <w:color w:val="7A5400"/>
+                <w:sz w:val="16"/>
+                <w:szCs w:val="16"/>
+              </w:rPr>
+              <w:t xml:space="preserve">EXPLAIN YOUR REASONING</w:t>
+            </w:r>
+          </w:p>
+        </w:tc>
+      </w:tr>
+      <w:tr>
+        <w:trPr>
+          <w:cantSplit/>
+        </w:trPr>
+        <w:tc>
+          <w:tcPr>
+            <w:tcW w:type="dxa" w:w="2800"/>
+            <w:tcMar>
+              <w:top w:type="dxa" w:w="80"/>
+              <w:left w:type="dxa" w:w="100"/>
+              <w:bottom w:type="dxa" w:w="80"/>
+              <w:right w:type="dxa" w:w="100"/>
+            </w:tcMar>
+            <w:vAlign w:val="top"/>
+          </w:tcPr>
+          <w:p>
+            <w:pPr>
+              <w:spacing w:after="40" w:before="0"/>
+            </w:pPr>
+            <w:r>
+              <w:rPr>
+                <w:b/>
+                <w:bCs/>
+                <w:color w:val="0F2B3C"/>
+                <w:sz w:val="20"/>
+                <w:szCs w:val="20"/>
+              </w:rPr>
+              <w:t xml:space="preserve">2.  Which point goes RIGHT more than UP?</w:t>
+            </w:r>
+          </w:p>
+          <w:p>
+            <w:pPr>
+              <w:spacing w:after="0" w:before="0"/>
+            </w:pPr>
+            <w:r>
+              <w:rPr>
+                <w:color w:val="5E6E7E"/>
+                <w:sz w:val="18"/>
+                <w:szCs w:val="18"/>
+              </w:rPr>
+              <w:t xml:space="preserve">Choices: (2, 6)   /   (6, 2)   /   (3, 3)   /   (1, 4)</w:t>
+            </w:r>
+          </w:p>
+        </w:tc>
+        <w:tc>
+          <w:tcPr>
+            <w:tcW w:type="dxa" w:w="3560"/>
+            <w:tcMar>
+              <w:top w:type="dxa" w:w="80"/>
+              <w:left w:type="dxa" w:w="100"/>
+              <w:bottom w:type="dxa" w:w="80"/>
+              <w:right w:type="dxa" w:w="100"/>
+            </w:tcMar>
+            <w:vAlign w:val="top"/>
+          </w:tcPr>
+          <w:p>
+            <w:pPr>
+              <w:spacing w:after="50" w:before="0"/>
+            </w:pPr>
+            <w:r>
+              <w:rPr>
+                <w:color w:val="BBBBBB"/>
+                <w:sz w:val="18"/>
+                <w:szCs w:val="18"/>
+              </w:rPr>
+              <w:t xml:space="preserve">____________________________</w:t>
+            </w:r>
+          </w:p>
+          <w:p>
+            <w:pPr>
+              <w:spacing w:after="50" w:before="0"/>
+            </w:pPr>
+            <w:r>
+              <w:rPr>
+                <w:color w:val="BBBBBB"/>
+                <w:sz w:val="18"/>
+                <w:szCs w:val="18"/>
+              </w:rPr>
+              <w:t xml:space="preserve">____________________________</w:t>
+            </w:r>
+          </w:p>
+          <w:p>
+            <w:pPr>
+              <w:spacing w:after="50" w:before="0"/>
+            </w:pPr>
+            <w:r>
+              <w:rPr>
+                <w:color w:val="BBBBBB"/>
+                <w:sz w:val="18"/>
+                <w:szCs w:val="18"/>
+              </w:rPr>
+              <w:t xml:space="preserve">____________________________</w:t>
+            </w:r>
+          </w:p>
+          <w:p>
+            <w:pPr>
+              <w:spacing w:after="50" w:before="0"/>
+            </w:pPr>
+            <w:r>
+              <w:rPr>
+                <w:color w:val="BBBBBB"/>
+                <w:sz w:val="18"/>
+                <w:szCs w:val="18"/>
+              </w:rPr>
+              <w:t xml:space="preserve">____________________________</w:t>
+            </w:r>
+          </w:p>
+        </w:tc>
+        <w:tc>
+          <w:tcPr>
+            <w:tcW w:type="dxa" w:w="3000"/>
+            <w:shd w:fill="FBF3E2" w:color="auto" w:val="clear"/>
+            <w:tcMar>
+              <w:top w:type="dxa" w:w="80"/>
+              <w:left w:type="dxa" w:w="100"/>
+              <w:bottom w:type="dxa" w:w="80"/>
+              <w:right w:type="dxa" w:w="100"/>
+            </w:tcMar>
+            <w:vAlign w:val="top"/>
+          </w:tcPr>
+          <w:p>
+            <w:pPr>
+              <w:spacing w:after="30" w:before="0"/>
+            </w:pPr>
+            <w:r>
+              <w:rPr>
+                <w:b/>
+                <w:bCs/>
+                <w:color w:val="0F2B3C"/>
+                <w:sz w:val="18"/>
+                <w:szCs w:val="18"/>
+              </w:rPr>
+              <w:t xml:space="preserve">Because... ________________</w:t>
+            </w:r>
+          </w:p>
+          <w:p>
+            <w:pPr>
+              <w:spacing w:after="50" w:before="0"/>
+            </w:pPr>
+            <w:r>
+              <w:rPr>
+                <w:color w:val="BBBBBB"/>
+                <w:sz w:val="18"/>
+                <w:szCs w:val="18"/>
+              </w:rPr>
+              <w:t xml:space="preserve">____________________________</w:t>
+            </w:r>
+          </w:p>
+          <w:p>
+            <w:pPr>
+              <w:spacing w:after="30" w:before="40"/>
+            </w:pPr>
+            <w:r>
+              <w:rPr>
+                <w:b/>
+                <w:bCs/>
+                <w:color w:val="1A6FB5"/>
+                <w:sz w:val="18"/>
+                <w:szCs w:val="18"/>
+              </w:rPr>
+              <w:t xml:space="preserve">Although... _______________</w:t>
+            </w:r>
+          </w:p>
+          <w:p>
+            <w:pPr>
+              <w:spacing w:after="50" w:before="0"/>
+            </w:pPr>
+            <w:r>
+              <w:rPr>
+                <w:color w:val="BBBBBB"/>
+                <w:sz w:val="18"/>
+                <w:szCs w:val="18"/>
+              </w:rPr>
+              <w:t xml:space="preserve">____________________________</w:t>
+            </w:r>
+          </w:p>
+          <w:p>
+            <w:pPr>
+              <w:spacing w:after="30" w:before="40"/>
+            </w:pPr>
+            <w:r>
+              <w:rPr>
+                <w:b/>
+                <w:bCs/>
+                <w:color w:val="7A5400"/>
+                <w:sz w:val="18"/>
+                <w:szCs w:val="18"/>
+              </w:rPr>
+              <w:t xml:space="preserve">Therefore... ______________</w:t>
+            </w:r>
+          </w:p>
+          <w:p>
+            <w:pPr>
+              <w:spacing w:after="50" w:before="0"/>
+            </w:pPr>
+            <w:r>
+              <w:rPr>
+                <w:color w:val="BBBBBB"/>
+                <w:sz w:val="18"/>
+                <w:szCs w:val="18"/>
+              </w:rPr>
+              <w:t xml:space="preserve">____________________________</w:t>
+            </w:r>
+          </w:p>
+        </w:tc>
+      </w:tr>
+    </w:tbl>
     <w:p>
       <w:pPr>
-        <w:spacing w:after="80" w:before="0"/>
-      </w:pPr>
-      <w:r>
-        <w:rPr>
-          <w:color w:val="BBBBBB"/>
-        </w:rPr>
-        <w:t xml:space="preserve">____________________________________________________</w:t>
-      </w:r>
-    </w:p>
-    <w:p>
-      <w:pPr>
-        <w:spacing w:after="40" w:before="0"/>
-      </w:pPr>
-      <w:r>
-        <w:rPr>
-          <w:sz w:val="22"/>
-          <w:szCs w:val="22"/>
-        </w:rPr>
-        <w:t xml:space="preserve">2.  Which point goes RIGHT more than UP?</w:t>
-      </w:r>
-    </w:p>
-    <w:p>
-      <w:pPr>
-        <w:spacing w:after="40" w:before="0"/>
-      </w:pPr>
-      <w:r>
-        <w:rPr>
-          <w:color w:val="5E6E7E"/>
-          <w:sz w:val="20"/>
-          <w:szCs w:val="20"/>
-        </w:rPr>
-        <w:t xml:space="preserve">     choices: (2, 6)   /   (6, 2)   /   (3, 3)   /   (1, 4)</w:t>
-      </w:r>
-    </w:p>
-    <w:p>
-      <w:pPr>
-        <w:spacing w:after="80" w:before="0"/>
-      </w:pPr>
-      <w:r>
-        <w:rPr>
-          <w:color w:val="BBBBBB"/>
-        </w:rPr>
-        <w:t xml:space="preserve">____________________________________________________</w:t>
+        <w:spacing w:after="60" w:before="0"/>
+      </w:pPr>
+      <w:r>
+        <w:t xml:space="preserve"/>
       </w:r>
     </w:p>
     <w:p>
@@ -326,63 +3269,629 @@
         <w:t xml:space="preserve">Warm up plotting a ratio.</w:t>
       </w:r>
     </w:p>
+    <w:tbl>
+      <w:tblPr>
+        <w:tblW w:type="dxa" w:w="9360"/>
+        <w:tblBorders>
+          <w:top w:val="single" w:color="C7D2DD" w:sz="6"/>
+          <w:left w:val="single" w:color="C7D2DD" w:sz="6"/>
+          <w:bottom w:val="single" w:color="C7D2DD" w:sz="6"/>
+          <w:right w:val="single" w:color="C7D2DD" w:sz="6"/>
+          <w:insideH w:val="single" w:color="C7D2DD" w:sz="6"/>
+          <w:insideV w:val="single" w:color="C7D2DD" w:sz="6"/>
+        </w:tblBorders>
+      </w:tblPr>
+      <w:tblGrid>
+        <w:gridCol w:w="2800"/>
+        <w:gridCol w:w="3560"/>
+        <w:gridCol w:w="3000"/>
+      </w:tblGrid>
+      <w:tr>
+        <w:trPr>
+          <w:cantSplit/>
+          <w:tblHeader/>
+        </w:trPr>
+        <w:tc>
+          <w:tcPr>
+            <w:tcW w:type="dxa" w:w="2800"/>
+            <w:shd w:fill="EEF4F8" w:color="auto" w:val="clear"/>
+            <w:tcMar>
+              <w:top w:type="dxa" w:w="60"/>
+              <w:left w:type="dxa" w:w="100"/>
+              <w:bottom w:type="dxa" w:w="60"/>
+              <w:right w:type="dxa" w:w="100"/>
+            </w:tcMar>
+          </w:tcPr>
+          <w:p>
+            <w:pPr>
+              <w:spacing w:after="0" w:before="0"/>
+            </w:pPr>
+            <w:r>
+              <w:rPr>
+                <w:b/>
+                <w:bCs/>
+                <w:color w:val="0F2B3C"/>
+                <w:sz w:val="16"/>
+                <w:szCs w:val="16"/>
+              </w:rPr>
+              <w:t xml:space="preserve">CORE PROBLEM / GIVEN REPRESENTATION</w:t>
+            </w:r>
+          </w:p>
+        </w:tc>
+        <w:tc>
+          <w:tcPr>
+            <w:tcW w:type="dxa" w:w="3560"/>
+            <w:shd w:fill="EEF4F8" w:color="auto" w:val="clear"/>
+            <w:tcMar>
+              <w:top w:type="dxa" w:w="60"/>
+              <w:left w:type="dxa" w:w="100"/>
+              <w:bottom w:type="dxa" w:w="60"/>
+              <w:right w:type="dxa" w:w="100"/>
+            </w:tcMar>
+          </w:tcPr>
+          <w:p>
+            <w:pPr>
+              <w:spacing w:after="0" w:before="0"/>
+            </w:pPr>
+            <w:r>
+              <w:rPr>
+                <w:b/>
+                <w:bCs/>
+                <w:color w:val="0F2B3C"/>
+                <w:sz w:val="16"/>
+                <w:szCs w:val="16"/>
+              </w:rPr>
+              <w:t xml:space="preserve">WORKING SPACE / CALCULATION STEPS</w:t>
+            </w:r>
+          </w:p>
+        </w:tc>
+        <w:tc>
+          <w:tcPr>
+            <w:tcW w:type="dxa" w:w="3000"/>
+            <w:shd w:fill="FBF3E2" w:color="auto" w:val="clear"/>
+            <w:tcMar>
+              <w:top w:type="dxa" w:w="60"/>
+              <w:left w:type="dxa" w:w="100"/>
+              <w:bottom w:type="dxa" w:w="60"/>
+              <w:right w:type="dxa" w:w="100"/>
+            </w:tcMar>
+          </w:tcPr>
+          <w:p>
+            <w:pPr>
+              <w:spacing w:after="0" w:before="0"/>
+            </w:pPr>
+            <w:r>
+              <w:rPr>
+                <w:b/>
+                <w:bCs/>
+                <w:color w:val="7A5400"/>
+                <w:sz w:val="16"/>
+                <w:szCs w:val="16"/>
+              </w:rPr>
+              <w:t xml:space="preserve">EXPLAIN YOUR REASONING</w:t>
+            </w:r>
+          </w:p>
+        </w:tc>
+      </w:tr>
+      <w:tr>
+        <w:trPr>
+          <w:cantSplit/>
+        </w:trPr>
+        <w:tc>
+          <w:tcPr>
+            <w:tcW w:type="dxa" w:w="2800"/>
+            <w:tcMar>
+              <w:top w:type="dxa" w:w="80"/>
+              <w:left w:type="dxa" w:w="100"/>
+              <w:bottom w:type="dxa" w:w="80"/>
+              <w:right w:type="dxa" w:w="100"/>
+            </w:tcMar>
+            <w:vAlign w:val="top"/>
+          </w:tcPr>
+          <w:p>
+            <w:pPr>
+              <w:spacing w:after="40" w:before="0"/>
+            </w:pPr>
+            <w:r>
+              <w:rPr>
+                <w:b/>
+                <w:bCs/>
+                <w:color w:val="0F2B3C"/>
+                <w:sz w:val="20"/>
+                <w:szCs w:val="20"/>
+              </w:rPr>
+              <w:t xml:space="preserve">1.  The ratio 1:2 makes the point for x = 3. If y is twice x, the point is…?</w:t>
+            </w:r>
+          </w:p>
+          <w:p>
+            <w:pPr>
+              <w:spacing w:after="0" w:before="0"/>
+            </w:pPr>
+            <w:r>
+              <w:rPr>
+                <w:color w:val="5E6E7E"/>
+                <w:sz w:val="18"/>
+                <w:szCs w:val="18"/>
+              </w:rPr>
+              <w:t xml:space="preserve">Choices: (3, 3)   /   (2, 3)   /   (3, 6)   /   (6, 3)</w:t>
+            </w:r>
+          </w:p>
+        </w:tc>
+        <w:tc>
+          <w:tcPr>
+            <w:tcW w:type="dxa" w:w="3560"/>
+            <w:tcMar>
+              <w:top w:type="dxa" w:w="80"/>
+              <w:left w:type="dxa" w:w="100"/>
+              <w:bottom w:type="dxa" w:w="80"/>
+              <w:right w:type="dxa" w:w="100"/>
+            </w:tcMar>
+            <w:vAlign w:val="top"/>
+          </w:tcPr>
+          <w:p>
+            <w:pPr>
+              <w:spacing w:after="50" w:before="0"/>
+            </w:pPr>
+            <w:r>
+              <w:rPr>
+                <w:color w:val="BBBBBB"/>
+                <w:sz w:val="18"/>
+                <w:szCs w:val="18"/>
+              </w:rPr>
+              <w:t xml:space="preserve">____________________________</w:t>
+            </w:r>
+          </w:p>
+          <w:p>
+            <w:pPr>
+              <w:spacing w:after="50" w:before="0"/>
+            </w:pPr>
+            <w:r>
+              <w:rPr>
+                <w:color w:val="BBBBBB"/>
+                <w:sz w:val="18"/>
+                <w:szCs w:val="18"/>
+              </w:rPr>
+              <w:t xml:space="preserve">____________________________</w:t>
+            </w:r>
+          </w:p>
+          <w:p>
+            <w:pPr>
+              <w:spacing w:after="50" w:before="0"/>
+            </w:pPr>
+            <w:r>
+              <w:rPr>
+                <w:color w:val="BBBBBB"/>
+                <w:sz w:val="18"/>
+                <w:szCs w:val="18"/>
+              </w:rPr>
+              <w:t xml:space="preserve">____________________________</w:t>
+            </w:r>
+          </w:p>
+          <w:p>
+            <w:pPr>
+              <w:spacing w:after="50" w:before="0"/>
+            </w:pPr>
+            <w:r>
+              <w:rPr>
+                <w:color w:val="BBBBBB"/>
+                <w:sz w:val="18"/>
+                <w:szCs w:val="18"/>
+              </w:rPr>
+              <w:t xml:space="preserve">____________________________</w:t>
+            </w:r>
+          </w:p>
+        </w:tc>
+        <w:tc>
+          <w:tcPr>
+            <w:tcW w:type="dxa" w:w="3000"/>
+            <w:shd w:fill="FBF3E2" w:color="auto" w:val="clear"/>
+            <w:tcMar>
+              <w:top w:type="dxa" w:w="80"/>
+              <w:left w:type="dxa" w:w="100"/>
+              <w:bottom w:type="dxa" w:w="80"/>
+              <w:right w:type="dxa" w:w="100"/>
+            </w:tcMar>
+            <w:vAlign w:val="top"/>
+          </w:tcPr>
+          <w:p>
+            <w:pPr>
+              <w:spacing w:after="30" w:before="0"/>
+            </w:pPr>
+            <w:r>
+              <w:rPr>
+                <w:b/>
+                <w:bCs/>
+                <w:color w:val="0F2B3C"/>
+                <w:sz w:val="18"/>
+                <w:szCs w:val="18"/>
+              </w:rPr>
+              <w:t xml:space="preserve">Because... ________________</w:t>
+            </w:r>
+          </w:p>
+          <w:p>
+            <w:pPr>
+              <w:spacing w:after="50" w:before="0"/>
+            </w:pPr>
+            <w:r>
+              <w:rPr>
+                <w:color w:val="BBBBBB"/>
+                <w:sz w:val="18"/>
+                <w:szCs w:val="18"/>
+              </w:rPr>
+              <w:t xml:space="preserve">____________________________</w:t>
+            </w:r>
+          </w:p>
+          <w:p>
+            <w:pPr>
+              <w:spacing w:after="30" w:before="40"/>
+            </w:pPr>
+            <w:r>
+              <w:rPr>
+                <w:b/>
+                <w:bCs/>
+                <w:color w:val="1A6FB5"/>
+                <w:sz w:val="18"/>
+                <w:szCs w:val="18"/>
+              </w:rPr>
+              <w:t xml:space="preserve">Although... _______________</w:t>
+            </w:r>
+          </w:p>
+          <w:p>
+            <w:pPr>
+              <w:spacing w:after="50" w:before="0"/>
+            </w:pPr>
+            <w:r>
+              <w:rPr>
+                <w:color w:val="BBBBBB"/>
+                <w:sz w:val="18"/>
+                <w:szCs w:val="18"/>
+              </w:rPr>
+              <w:t xml:space="preserve">____________________________</w:t>
+            </w:r>
+          </w:p>
+          <w:p>
+            <w:pPr>
+              <w:spacing w:after="30" w:before="40"/>
+            </w:pPr>
+            <w:r>
+              <w:rPr>
+                <w:b/>
+                <w:bCs/>
+                <w:color w:val="7A5400"/>
+                <w:sz w:val="18"/>
+                <w:szCs w:val="18"/>
+              </w:rPr>
+              <w:t xml:space="preserve">Therefore... ______________</w:t>
+            </w:r>
+          </w:p>
+          <w:p>
+            <w:pPr>
+              <w:spacing w:after="50" w:before="0"/>
+            </w:pPr>
+            <w:r>
+              <w:rPr>
+                <w:color w:val="BBBBBB"/>
+                <w:sz w:val="18"/>
+                <w:szCs w:val="18"/>
+              </w:rPr>
+              <w:t xml:space="preserve">____________________________</w:t>
+            </w:r>
+          </w:p>
+        </w:tc>
+      </w:tr>
+    </w:tbl>
     <w:p>
       <w:pPr>
-        <w:spacing w:after="40" w:before="0"/>
-      </w:pPr>
-      <w:r>
-        <w:rPr>
-          <w:sz w:val="22"/>
-          <w:szCs w:val="22"/>
-        </w:rPr>
-        <w:t xml:space="preserve">1.  The ratio 1:2 makes the point for x = 3. If y is twice x, the point is…?</w:t>
+        <w:spacing w:after="60" w:before="0"/>
+      </w:pPr>
+      <w:r>
+        <w:t xml:space="preserve"/>
       </w:r>
     </w:p>
+    <w:tbl>
+      <w:tblPr>
+        <w:tblW w:type="dxa" w:w="9360"/>
+        <w:tblBorders>
+          <w:top w:val="single" w:color="C7D2DD" w:sz="6"/>
+          <w:left w:val="single" w:color="C7D2DD" w:sz="6"/>
+          <w:bottom w:val="single" w:color="C7D2DD" w:sz="6"/>
+          <w:right w:val="single" w:color="C7D2DD" w:sz="6"/>
+          <w:insideH w:val="single" w:color="C7D2DD" w:sz="6"/>
+          <w:insideV w:val="single" w:color="C7D2DD" w:sz="6"/>
+        </w:tblBorders>
+      </w:tblPr>
+      <w:tblGrid>
+        <w:gridCol w:w="2800"/>
+        <w:gridCol w:w="3560"/>
+        <w:gridCol w:w="3000"/>
+      </w:tblGrid>
+      <w:tr>
+        <w:trPr>
+          <w:cantSplit/>
+          <w:tblHeader/>
+        </w:trPr>
+        <w:tc>
+          <w:tcPr>
+            <w:tcW w:type="dxa" w:w="2800"/>
+            <w:shd w:fill="EEF4F8" w:color="auto" w:val="clear"/>
+            <w:tcMar>
+              <w:top w:type="dxa" w:w="60"/>
+              <w:left w:type="dxa" w:w="100"/>
+              <w:bottom w:type="dxa" w:w="60"/>
+              <w:right w:type="dxa" w:w="100"/>
+            </w:tcMar>
+          </w:tcPr>
+          <w:p>
+            <w:pPr>
+              <w:spacing w:after="0" w:before="0"/>
+            </w:pPr>
+            <w:r>
+              <w:rPr>
+                <w:b/>
+                <w:bCs/>
+                <w:color w:val="0F2B3C"/>
+                <w:sz w:val="16"/>
+                <w:szCs w:val="16"/>
+              </w:rPr>
+              <w:t xml:space="preserve">CORE PROBLEM / GIVEN REPRESENTATION</w:t>
+            </w:r>
+          </w:p>
+        </w:tc>
+        <w:tc>
+          <w:tcPr>
+            <w:tcW w:type="dxa" w:w="3560"/>
+            <w:shd w:fill="EEF4F8" w:color="auto" w:val="clear"/>
+            <w:tcMar>
+              <w:top w:type="dxa" w:w="60"/>
+              <w:left w:type="dxa" w:w="100"/>
+              <w:bottom w:type="dxa" w:w="60"/>
+              <w:right w:type="dxa" w:w="100"/>
+            </w:tcMar>
+          </w:tcPr>
+          <w:p>
+            <w:pPr>
+              <w:spacing w:after="0" w:before="0"/>
+            </w:pPr>
+            <w:r>
+              <w:rPr>
+                <w:b/>
+                <w:bCs/>
+                <w:color w:val="0F2B3C"/>
+                <w:sz w:val="16"/>
+                <w:szCs w:val="16"/>
+              </w:rPr>
+              <w:t xml:space="preserve">WORKING SPACE / CALCULATION STEPS</w:t>
+            </w:r>
+          </w:p>
+        </w:tc>
+        <w:tc>
+          <w:tcPr>
+            <w:tcW w:type="dxa" w:w="3000"/>
+            <w:shd w:fill="FBF3E2" w:color="auto" w:val="clear"/>
+            <w:tcMar>
+              <w:top w:type="dxa" w:w="60"/>
+              <w:left w:type="dxa" w:w="100"/>
+              <w:bottom w:type="dxa" w:w="60"/>
+              <w:right w:type="dxa" w:w="100"/>
+            </w:tcMar>
+          </w:tcPr>
+          <w:p>
+            <w:pPr>
+              <w:spacing w:after="0" w:before="0"/>
+            </w:pPr>
+            <w:r>
+              <w:rPr>
+                <w:b/>
+                <w:bCs/>
+                <w:color w:val="7A5400"/>
+                <w:sz w:val="16"/>
+                <w:szCs w:val="16"/>
+              </w:rPr>
+              <w:t xml:space="preserve">EXPLAIN YOUR REASONING</w:t>
+            </w:r>
+          </w:p>
+        </w:tc>
+      </w:tr>
+      <w:tr>
+        <w:trPr>
+          <w:cantSplit/>
+        </w:trPr>
+        <w:tc>
+          <w:tcPr>
+            <w:tcW w:type="dxa" w:w="2800"/>
+            <w:tcMar>
+              <w:top w:type="dxa" w:w="80"/>
+              <w:left w:type="dxa" w:w="100"/>
+              <w:bottom w:type="dxa" w:w="80"/>
+              <w:right w:type="dxa" w:w="100"/>
+            </w:tcMar>
+            <w:vAlign w:val="top"/>
+          </w:tcPr>
+          <w:p>
+            <w:pPr>
+              <w:spacing w:after="40" w:before="0"/>
+            </w:pPr>
+            <w:r>
+              <w:rPr>
+                <w:b/>
+                <w:bCs/>
+                <w:color w:val="0F2B3C"/>
+                <w:sz w:val="20"/>
+                <w:szCs w:val="20"/>
+              </w:rPr>
+              <w:t xml:space="preserve">2.  Points on a ratio line always start from the origin. What is the x-value of the origin?</w:t>
+            </w:r>
+          </w:p>
+        </w:tc>
+        <w:tc>
+          <w:tcPr>
+            <w:tcW w:type="dxa" w:w="3560"/>
+            <w:tcMar>
+              <w:top w:type="dxa" w:w="80"/>
+              <w:left w:type="dxa" w:w="100"/>
+              <w:bottom w:type="dxa" w:w="80"/>
+              <w:right w:type="dxa" w:w="100"/>
+            </w:tcMar>
+            <w:vAlign w:val="top"/>
+          </w:tcPr>
+          <w:p>
+            <w:pPr>
+              <w:spacing w:after="50" w:before="0"/>
+            </w:pPr>
+            <w:r>
+              <w:rPr>
+                <w:color w:val="BBBBBB"/>
+                <w:sz w:val="18"/>
+                <w:szCs w:val="18"/>
+              </w:rPr>
+              <w:t xml:space="preserve">____________________________</w:t>
+            </w:r>
+          </w:p>
+          <w:p>
+            <w:pPr>
+              <w:spacing w:after="50" w:before="0"/>
+            </w:pPr>
+            <w:r>
+              <w:rPr>
+                <w:color w:val="BBBBBB"/>
+                <w:sz w:val="18"/>
+                <w:szCs w:val="18"/>
+              </w:rPr>
+              <w:t xml:space="preserve">____________________________</w:t>
+            </w:r>
+          </w:p>
+          <w:p>
+            <w:pPr>
+              <w:spacing w:after="50" w:before="0"/>
+            </w:pPr>
+            <w:r>
+              <w:rPr>
+                <w:color w:val="BBBBBB"/>
+                <w:sz w:val="18"/>
+                <w:szCs w:val="18"/>
+              </w:rPr>
+              <w:t xml:space="preserve">____________________________</w:t>
+            </w:r>
+          </w:p>
+          <w:p>
+            <w:pPr>
+              <w:spacing w:after="50" w:before="0"/>
+            </w:pPr>
+            <w:r>
+              <w:rPr>
+                <w:color w:val="BBBBBB"/>
+                <w:sz w:val="18"/>
+                <w:szCs w:val="18"/>
+              </w:rPr>
+              <w:t xml:space="preserve">____________________________</w:t>
+            </w:r>
+          </w:p>
+        </w:tc>
+        <w:tc>
+          <w:tcPr>
+            <w:tcW w:type="dxa" w:w="3000"/>
+            <w:shd w:fill="FBF3E2" w:color="auto" w:val="clear"/>
+            <w:tcMar>
+              <w:top w:type="dxa" w:w="80"/>
+              <w:left w:type="dxa" w:w="100"/>
+              <w:bottom w:type="dxa" w:w="80"/>
+              <w:right w:type="dxa" w:w="100"/>
+            </w:tcMar>
+            <w:vAlign w:val="top"/>
+          </w:tcPr>
+          <w:p>
+            <w:pPr>
+              <w:spacing w:after="30" w:before="0"/>
+            </w:pPr>
+            <w:r>
+              <w:rPr>
+                <w:b/>
+                <w:bCs/>
+                <w:color w:val="0F2B3C"/>
+                <w:sz w:val="18"/>
+                <w:szCs w:val="18"/>
+              </w:rPr>
+              <w:t xml:space="preserve">Because... ________________</w:t>
+            </w:r>
+          </w:p>
+          <w:p>
+            <w:pPr>
+              <w:spacing w:after="50" w:before="0"/>
+            </w:pPr>
+            <w:r>
+              <w:rPr>
+                <w:color w:val="BBBBBB"/>
+                <w:sz w:val="18"/>
+                <w:szCs w:val="18"/>
+              </w:rPr>
+              <w:t xml:space="preserve">____________________________</w:t>
+            </w:r>
+          </w:p>
+          <w:p>
+            <w:pPr>
+              <w:spacing w:after="30" w:before="40"/>
+            </w:pPr>
+            <w:r>
+              <w:rPr>
+                <w:b/>
+                <w:bCs/>
+                <w:color w:val="1A6FB5"/>
+                <w:sz w:val="18"/>
+                <w:szCs w:val="18"/>
+              </w:rPr>
+              <w:t xml:space="preserve">Although... _______________</w:t>
+            </w:r>
+          </w:p>
+          <w:p>
+            <w:pPr>
+              <w:spacing w:after="50" w:before="0"/>
+            </w:pPr>
+            <w:r>
+              <w:rPr>
+                <w:color w:val="BBBBBB"/>
+                <w:sz w:val="18"/>
+                <w:szCs w:val="18"/>
+              </w:rPr>
+              <w:t xml:space="preserve">____________________________</w:t>
+            </w:r>
+          </w:p>
+          <w:p>
+            <w:pPr>
+              <w:spacing w:after="30" w:before="40"/>
+            </w:pPr>
+            <w:r>
+              <w:rPr>
+                <w:b/>
+                <w:bCs/>
+                <w:color w:val="7A5400"/>
+                <w:sz w:val="18"/>
+                <w:szCs w:val="18"/>
+              </w:rPr>
+              <w:t xml:space="preserve">Therefore... ______________</w:t>
+            </w:r>
+          </w:p>
+          <w:p>
+            <w:pPr>
+              <w:spacing w:after="50" w:before="0"/>
+            </w:pPr>
+            <w:r>
+              <w:rPr>
+                <w:color w:val="BBBBBB"/>
+                <w:sz w:val="18"/>
+                <w:szCs w:val="18"/>
+              </w:rPr>
+              <w:t xml:space="preserve">____________________________</w:t>
+            </w:r>
+          </w:p>
+        </w:tc>
+      </w:tr>
+    </w:tbl>
     <w:p>
       <w:pPr>
-        <w:spacing w:after="40" w:before="0"/>
-      </w:pPr>
-      <w:r>
-        <w:rPr>
-          <w:color w:val="5E6E7E"/>
-          <w:sz w:val="20"/>
-          <w:szCs w:val="20"/>
-        </w:rPr>
-        <w:t xml:space="preserve">     choices: (3, 3)   /   (2, 3)   /   (3, 6)   /   (6, 3)</w:t>
-      </w:r>
-    </w:p>
-    <w:p>
-      <w:pPr>
-        <w:spacing w:after="80" w:before="0"/>
-      </w:pPr>
-      <w:r>
-        <w:rPr>
-          <w:color w:val="BBBBBB"/>
-        </w:rPr>
-        <w:t xml:space="preserve">____________________________________________________</w:t>
-      </w:r>
-    </w:p>
-    <w:p>
-      <w:pPr>
-        <w:spacing w:after="40" w:before="0"/>
-      </w:pPr>
-      <w:r>
-        <w:rPr>
-          <w:sz w:val="22"/>
-          <w:szCs w:val="22"/>
-        </w:rPr>
-        <w:t xml:space="preserve">2.  Points on a ratio line always start from the origin. What is the x-value of the origin?</w:t>
-      </w:r>
-    </w:p>
-    <w:p>
-      <w:pPr>
-        <w:spacing w:after="80" w:before="0"/>
-      </w:pPr>
-      <w:r>
-        <w:rPr>
-          <w:color w:val="BBBBBB"/>
-        </w:rPr>
-        <w:t xml:space="preserve">____________________________________________________</w:t>
+        <w:spacing w:after="60" w:before="0"/>
+      </w:pPr>
+      <w:r>
+        <w:t xml:space="preserve"/>
       </w:r>
     </w:p>
     <w:p>
@@ -459,6 +3968,141 @@
         <w:t xml:space="preserve">____________________________________________________</w:t>
       </w:r>
     </w:p>
+    <w:tbl>
+      <w:tblPr>
+        <w:tblW w:type="dxa" w:w="9360"/>
+        <w:tblBorders>
+          <w:top w:val="single" w:color="C7D2DD" w:sz="6"/>
+          <w:left w:val="single" w:color="C7D2DD" w:sz="6"/>
+          <w:bottom w:val="single" w:color="C7D2DD" w:sz="6"/>
+          <w:right w:val="single" w:color="C7D2DD" w:sz="6"/>
+          <w:insideH w:val="single" w:color="C7D2DD" w:sz="6"/>
+          <w:insideV w:val="single" w:color="C7D2DD" w:sz="6"/>
+        </w:tblBorders>
+      </w:tblPr>
+      <w:tblGrid>
+        <w:gridCol w:w="3120"/>
+        <w:gridCol w:w="3120"/>
+        <w:gridCol w:w="3120"/>
+      </w:tblGrid>
+      <w:tr>
+        <w:trPr>
+          <w:cantSplit/>
+          <w:tblHeader/>
+        </w:trPr>
+        <w:tc>
+          <w:tcPr>
+            <w:tcW w:type="dxa" w:w="9360"/>
+            <w:gridSpan w:val="3"/>
+            <w:shd w:fill="EEF4F8" w:color="auto" w:val="clear"/>
+            <w:tcMar>
+              <w:top w:type="dxa" w:w="60"/>
+              <w:left w:type="dxa" w:w="100"/>
+              <w:bottom w:type="dxa" w:w="60"/>
+              <w:right w:type="dxa" w:w="100"/>
+            </w:tcMar>
+          </w:tcPr>
+          <w:p>
+            <w:pPr>
+              <w:spacing w:after="0" w:before="0"/>
+            </w:pPr>
+            <w:r>
+              <w:rPr>
+                <w:b/>
+                <w:bCs/>
+                <w:color w:val="0F2B3C"/>
+                <w:sz w:val="18"/>
+                <w:szCs w:val="18"/>
+              </w:rPr>
+              <w:t xml:space="preserve">EXIT CHECK · 3-POINT SELF-ASSESSMENT CHECKLIST</w:t>
+            </w:r>
+          </w:p>
+        </w:tc>
+      </w:tr>
+      <w:tr>
+        <w:trPr>
+          <w:cantSplit/>
+        </w:trPr>
+        <w:tc>
+          <w:tcPr>
+            <w:tcW w:type="dxa" w:w="3120"/>
+            <w:tcMar>
+              <w:top w:type="dxa" w:w="80"/>
+              <w:left w:type="dxa" w:w="100"/>
+              <w:bottom w:type="dxa" w:w="80"/>
+              <w:right w:type="dxa" w:w="100"/>
+            </w:tcMar>
+          </w:tcPr>
+          <w:p>
+            <w:pPr>
+              <w:spacing w:after="0" w:before="0"/>
+            </w:pPr>
+            <w:r>
+              <w:rPr>
+                <w:b/>
+                <w:bCs/>
+                <w:color w:val="0F2B3C"/>
+                <w:sz w:val="18"/>
+                <w:szCs w:val="18"/>
+              </w:rPr>
+              <w:t xml:space="preserve">☐ 1. Units &amp; Labels Verified</w:t>
+            </w:r>
+          </w:p>
+        </w:tc>
+        <w:tc>
+          <w:tcPr>
+            <w:tcW w:type="dxa" w:w="3120"/>
+            <w:tcMar>
+              <w:top w:type="dxa" w:w="80"/>
+              <w:left w:type="dxa" w:w="100"/>
+              <w:bottom w:type="dxa" w:w="80"/>
+              <w:right w:type="dxa" w:w="100"/>
+            </w:tcMar>
+          </w:tcPr>
+          <w:p>
+            <w:pPr>
+              <w:spacing w:after="0" w:before="0"/>
+            </w:pPr>
+            <w:r>
+              <w:rPr>
+                <w:b/>
+                <w:bCs/>
+                <w:color w:val="0F2B3C"/>
+                <w:sz w:val="18"/>
+                <w:szCs w:val="18"/>
+              </w:rPr>
+              <w:t xml:space="preserve">☐ 2. Reasoning Stated (Because / Although / Therefore)</w:t>
+            </w:r>
+          </w:p>
+        </w:tc>
+        <w:tc>
+          <w:tcPr>
+            <w:tcW w:type="dxa" w:w="3120"/>
+            <w:tcMar>
+              <w:top w:type="dxa" w:w="80"/>
+              <w:left w:type="dxa" w:w="100"/>
+              <w:bottom w:type="dxa" w:w="80"/>
+              <w:right w:type="dxa" w:w="100"/>
+            </w:tcMar>
+          </w:tcPr>
+          <w:p>
+            <w:pPr>
+              <w:spacing w:after="0" w:before="0"/>
+            </w:pPr>
+            <w:r>
+              <w:rPr>
+                <w:b/>
+                <w:bCs/>
+                <w:color w:val="0F2B3C"/>
+                <w:sz w:val="18"/>
+                <w:szCs w:val="18"/>
+              </w:rPr>
+              <w:t xml:space="preserve">☐ 3. Calculations Double-Checked</w:t>
+            </w:r>
+          </w:p>
+        </w:tc>
+      </w:tr>
+    </w:tbl>
     <w:p>
       <w:pPr>
         <w:spacing w:after="60" w:before="120"/>
